--- a/IGI/LR1/lr1.docx
+++ b/IGI/LR1/lr1.docx
@@ -804,11 +804,15 @@
         <w:contextualSpacing/>
         <w:rPr>
           <w:rFonts w:ascii="Times New Roman" w:hAnsi="Times New Roman" w:cs="Times New Roman"/>
-        </w:rPr>
-      </w:pPr>
-      <w:r>
-        <w:rPr>
-          <w:rFonts w:ascii="Times New Roman" w:hAnsi="Times New Roman" w:cs="Times New Roman"/>
+          <w:sz w:val="28"/>
+          <w:szCs w:val="28"/>
+        </w:rPr>
+      </w:pPr>
+      <w:r>
+        <w:rPr>
+          <w:rFonts w:ascii="Times New Roman" w:hAnsi="Times New Roman" w:cs="Times New Roman"/>
+          <w:sz w:val="28"/>
+          <w:szCs w:val="28"/>
         </w:rPr>
         <w:lastRenderedPageBreak/>
         <w:t xml:space="preserve">Создана базовая папка. При помощи команды </w:t>
@@ -816,6 +820,8 @@
       <w:r>
         <w:rPr>
           <w:rFonts w:ascii="Times New Roman" w:hAnsi="Times New Roman" w:cs="Times New Roman"/>
+          <w:sz w:val="28"/>
+          <w:szCs w:val="28"/>
           <w:lang w:val="en-US"/>
         </w:rPr>
         <w:t xml:space="preserve">git </w:t>
@@ -824,6 +830,8 @@
       <w:r>
         <w:rPr>
           <w:rFonts w:ascii="Times New Roman" w:hAnsi="Times New Roman" w:cs="Times New Roman"/>
+          <w:sz w:val="28"/>
+          <w:szCs w:val="28"/>
           <w:lang w:val="en-US"/>
         </w:rPr>
         <w:t>init</w:t>
@@ -832,6 +840,8 @@
       <w:r>
         <w:rPr>
           <w:rFonts w:ascii="Times New Roman" w:hAnsi="Times New Roman" w:cs="Times New Roman"/>
+          <w:sz w:val="28"/>
+          <w:szCs w:val="28"/>
           <w:lang w:val="en-US"/>
         </w:rPr>
         <w:t xml:space="preserve"> </w:t>
@@ -839,6 +849,8 @@
       <w:r>
         <w:rPr>
           <w:rFonts w:ascii="Times New Roman" w:hAnsi="Times New Roman" w:cs="Times New Roman"/>
+          <w:sz w:val="28"/>
+          <w:szCs w:val="28"/>
         </w:rPr>
         <w:t xml:space="preserve">инициализирован базовый репозиторий. </w:t>
       </w:r>
@@ -851,6 +863,8 @@
         <w:jc w:val="both"/>
         <w:rPr>
           <w:rFonts w:ascii="Times New Roman" w:hAnsi="Times New Roman" w:cs="Times New Roman"/>
+          <w:sz w:val="28"/>
+          <w:szCs w:val="28"/>
         </w:rPr>
       </w:pPr>
     </w:p>
@@ -860,10 +874,18 @@
           <w:tab w:val="left" w:pos="567"/>
         </w:tabs>
         <w:jc w:val="center"/>
-      </w:pPr>
-      <w:r>
-        <w:rPr>
+        <w:rPr>
+          <w:rFonts w:ascii="Times New Roman" w:hAnsi="Times New Roman" w:cs="Times New Roman"/>
+          <w:sz w:val="28"/>
+          <w:szCs w:val="28"/>
+        </w:rPr>
+      </w:pPr>
+      <w:r>
+        <w:rPr>
+          <w:rFonts w:ascii="Times New Roman" w:hAnsi="Times New Roman" w:cs="Times New Roman"/>
           <w:noProof/>
+          <w:sz w:val="28"/>
+          <w:szCs w:val="28"/>
         </w:rPr>
         <w:drawing>
           <wp:inline distT="0" distB="0" distL="0" distR="0" wp14:anchorId="25A5B797" wp14:editId="28C0BD78">
@@ -909,6 +931,11 @@
         </w:tabs>
         <w:ind w:firstLine="426"/>
         <w:jc w:val="both"/>
+        <w:rPr>
+          <w:rFonts w:ascii="Times New Roman" w:hAnsi="Times New Roman" w:cs="Times New Roman"/>
+          <w:sz w:val="28"/>
+          <w:szCs w:val="28"/>
+        </w:rPr>
       </w:pPr>
     </w:p>
     <w:p>
@@ -919,32 +946,59 @@
         <w:ind w:firstLine="426"/>
         <w:jc w:val="both"/>
         <w:rPr>
-          <w:lang w:val="en-US"/>
-        </w:rPr>
-      </w:pPr>
-      <w:r>
+          <w:rFonts w:ascii="Times New Roman" w:hAnsi="Times New Roman" w:cs="Times New Roman"/>
+          <w:sz w:val="28"/>
+          <w:szCs w:val="28"/>
+          <w:lang w:val="en-US"/>
+        </w:rPr>
+      </w:pPr>
+      <w:r>
+        <w:rPr>
+          <w:rFonts w:ascii="Times New Roman" w:hAnsi="Times New Roman" w:cs="Times New Roman"/>
+          <w:sz w:val="28"/>
+          <w:szCs w:val="28"/>
+        </w:rPr>
         <w:t xml:space="preserve">При помощи команды </w:t>
       </w:r>
       <w:r>
         <w:rPr>
+          <w:rFonts w:ascii="Times New Roman" w:hAnsi="Times New Roman" w:cs="Times New Roman"/>
+          <w:sz w:val="28"/>
+          <w:szCs w:val="28"/>
           <w:lang w:val="en-US"/>
         </w:rPr>
         <w:t xml:space="preserve">git branch </w:t>
       </w:r>
       <w:r>
+        <w:rPr>
+          <w:rFonts w:ascii="Times New Roman" w:hAnsi="Times New Roman" w:cs="Times New Roman"/>
+          <w:sz w:val="28"/>
+          <w:szCs w:val="28"/>
+        </w:rPr>
         <w:t xml:space="preserve">и </w:t>
       </w:r>
       <w:r>
         <w:rPr>
+          <w:rFonts w:ascii="Times New Roman" w:hAnsi="Times New Roman" w:cs="Times New Roman"/>
+          <w:sz w:val="28"/>
+          <w:szCs w:val="28"/>
           <w:lang w:val="en-US"/>
         </w:rPr>
         <w:t xml:space="preserve">git checkout -b branch </w:t>
       </w:r>
       <w:r>
+        <w:rPr>
+          <w:rFonts w:ascii="Times New Roman" w:hAnsi="Times New Roman" w:cs="Times New Roman"/>
+          <w:sz w:val="28"/>
+          <w:szCs w:val="28"/>
+        </w:rPr>
         <w:t xml:space="preserve">созданы ветки. Переход осуществлялся при помощи </w:t>
       </w:r>
       <w:r>
         <w:rPr>
+          <w:rFonts w:ascii="Times New Roman" w:hAnsi="Times New Roman" w:cs="Times New Roman"/>
+          <w:sz w:val="28"/>
+          <w:szCs w:val="28"/>
           <w:lang w:val="en-US"/>
         </w:rPr>
         <w:t>git checkout.</w:t>
@@ -958,6 +1012,9 @@
         <w:ind w:firstLine="426"/>
         <w:jc w:val="both"/>
         <w:rPr>
+          <w:rFonts w:ascii="Times New Roman" w:hAnsi="Times New Roman" w:cs="Times New Roman"/>
+          <w:sz w:val="28"/>
+          <w:szCs w:val="28"/>
           <w:lang w:val="en-US"/>
         </w:rPr>
       </w:pPr>
@@ -968,10 +1025,18 @@
           <w:tab w:val="left" w:pos="567"/>
         </w:tabs>
         <w:jc w:val="center"/>
-      </w:pPr>
-      <w:r>
-        <w:rPr>
+        <w:rPr>
+          <w:rFonts w:ascii="Times New Roman" w:hAnsi="Times New Roman" w:cs="Times New Roman"/>
+          <w:sz w:val="28"/>
+          <w:szCs w:val="28"/>
+        </w:rPr>
+      </w:pPr>
+      <w:r>
+        <w:rPr>
+          <w:rFonts w:ascii="Times New Roman" w:hAnsi="Times New Roman" w:cs="Times New Roman"/>
           <w:noProof/>
+          <w:sz w:val="28"/>
+          <w:szCs w:val="28"/>
         </w:rPr>
         <w:drawing>
           <wp:inline distT="0" distB="0" distL="0" distR="0" wp14:anchorId="22173D98" wp14:editId="5BC8528D">
@@ -1011,7 +1076,10 @@
       </w:r>
       <w:r>
         <w:rPr>
+          <w:rFonts w:ascii="Times New Roman" w:hAnsi="Times New Roman" w:cs="Times New Roman"/>
           <w:noProof/>
+          <w:sz w:val="28"/>
+          <w:szCs w:val="28"/>
         </w:rPr>
         <w:drawing>
           <wp:inline distT="0" distB="0" distL="0" distR="0" wp14:anchorId="4B4A7BCA" wp14:editId="3E476207">
@@ -1056,6 +1124,11 @@
           <w:tab w:val="left" w:pos="567"/>
         </w:tabs>
         <w:jc w:val="both"/>
+        <w:rPr>
+          <w:rFonts w:ascii="Times New Roman" w:hAnsi="Times New Roman" w:cs="Times New Roman"/>
+          <w:sz w:val="28"/>
+          <w:szCs w:val="28"/>
+        </w:rPr>
       </w:pPr>
     </w:p>
     <w:p>
@@ -1065,31 +1138,61 @@
         </w:tabs>
         <w:ind w:firstLine="426"/>
         <w:jc w:val="both"/>
-      </w:pPr>
-      <w:r>
+        <w:rPr>
+          <w:rFonts w:ascii="Times New Roman" w:hAnsi="Times New Roman" w:cs="Times New Roman"/>
+          <w:sz w:val="28"/>
+          <w:szCs w:val="28"/>
+        </w:rPr>
+      </w:pPr>
+      <w:r>
+        <w:rPr>
+          <w:rFonts w:ascii="Times New Roman" w:hAnsi="Times New Roman" w:cs="Times New Roman"/>
+          <w:sz w:val="28"/>
+          <w:szCs w:val="28"/>
+        </w:rPr>
+        <w:lastRenderedPageBreak/>
         <w:t xml:space="preserve">При помощи </w:t>
       </w:r>
       <w:r>
         <w:rPr>
+          <w:rFonts w:ascii="Times New Roman" w:hAnsi="Times New Roman" w:cs="Times New Roman"/>
+          <w:sz w:val="28"/>
+          <w:szCs w:val="28"/>
           <w:lang w:val="en-US"/>
         </w:rPr>
         <w:t xml:space="preserve">touch </w:t>
       </w:r>
       <w:r>
+        <w:rPr>
+          <w:rFonts w:ascii="Times New Roman" w:hAnsi="Times New Roman" w:cs="Times New Roman"/>
+          <w:sz w:val="28"/>
+          <w:szCs w:val="28"/>
+        </w:rPr>
         <w:t xml:space="preserve">и </w:t>
       </w:r>
       <w:r>
         <w:rPr>
+          <w:rFonts w:ascii="Times New Roman" w:hAnsi="Times New Roman" w:cs="Times New Roman"/>
+          <w:sz w:val="28"/>
+          <w:szCs w:val="28"/>
           <w:lang w:val="en-US"/>
         </w:rPr>
         <w:t xml:space="preserve">echo </w:t>
       </w:r>
       <w:r>
+        <w:rPr>
+          <w:rFonts w:ascii="Times New Roman" w:hAnsi="Times New Roman" w:cs="Times New Roman"/>
+          <w:sz w:val="28"/>
+          <w:szCs w:val="28"/>
+        </w:rPr>
         <w:t xml:space="preserve">созданы файлы. При помощи </w:t>
       </w:r>
       <w:proofErr w:type="spellStart"/>
       <w:r>
         <w:rPr>
+          <w:rFonts w:ascii="Times New Roman" w:hAnsi="Times New Roman" w:cs="Times New Roman"/>
+          <w:sz w:val="28"/>
+          <w:szCs w:val="28"/>
           <w:lang w:val="en-US"/>
         </w:rPr>
         <w:t>mkdir</w:t>
@@ -1097,11 +1200,19 @@
       <w:proofErr w:type="spellEnd"/>
       <w:r>
         <w:rPr>
+          <w:rFonts w:ascii="Times New Roman" w:hAnsi="Times New Roman" w:cs="Times New Roman"/>
+          <w:sz w:val="28"/>
+          <w:szCs w:val="28"/>
           <w:lang w:val="en-US"/>
         </w:rPr>
         <w:t xml:space="preserve"> </w:t>
       </w:r>
       <w:r>
+        <w:rPr>
+          <w:rFonts w:ascii="Times New Roman" w:hAnsi="Times New Roman" w:cs="Times New Roman"/>
+          <w:sz w:val="28"/>
+          <w:szCs w:val="28"/>
+        </w:rPr>
         <w:t>созданы папки.</w:t>
       </w:r>
     </w:p>
@@ -1111,12 +1222,19 @@
           <w:tab w:val="left" w:pos="567"/>
         </w:tabs>
         <w:jc w:val="center"/>
-      </w:pPr>
-      <w:r>
-        <w:rPr>
+        <w:rPr>
+          <w:rFonts w:ascii="Times New Roman" w:hAnsi="Times New Roman" w:cs="Times New Roman"/>
+          <w:sz w:val="28"/>
+          <w:szCs w:val="28"/>
+        </w:rPr>
+      </w:pPr>
+      <w:r>
+        <w:rPr>
+          <w:rFonts w:ascii="Times New Roman" w:hAnsi="Times New Roman" w:cs="Times New Roman"/>
           <w:noProof/>
-        </w:rPr>
-        <w:lastRenderedPageBreak/>
+          <w:sz w:val="28"/>
+          <w:szCs w:val="28"/>
+        </w:rPr>
         <w:drawing>
           <wp:inline distT="0" distB="0" distL="0" distR="0" wp14:anchorId="6DD41C18" wp14:editId="1AD2F364">
             <wp:extent cx="5397777" cy="2635385"/>
@@ -1155,7 +1273,10 @@
       </w:r>
       <w:r>
         <w:rPr>
+          <w:rFonts w:ascii="Times New Roman" w:hAnsi="Times New Roman" w:cs="Times New Roman"/>
           <w:noProof/>
+          <w:sz w:val="28"/>
+          <w:szCs w:val="28"/>
         </w:rPr>
         <w:drawing>
           <wp:inline distT="0" distB="0" distL="0" distR="0" wp14:anchorId="2BFEED67" wp14:editId="24337628">
@@ -1201,6 +1322,11 @@
         </w:tabs>
         <w:ind w:firstLine="426"/>
         <w:jc w:val="both"/>
+        <w:rPr>
+          <w:rFonts w:ascii="Times New Roman" w:hAnsi="Times New Roman" w:cs="Times New Roman"/>
+          <w:sz w:val="28"/>
+          <w:szCs w:val="28"/>
+        </w:rPr>
       </w:pPr>
     </w:p>
     <w:p>
@@ -1211,23 +1337,42 @@
         <w:ind w:firstLine="426"/>
         <w:jc w:val="both"/>
         <w:rPr>
-          <w:lang w:val="en-US"/>
-        </w:rPr>
-      </w:pPr>
-      <w:r>
+          <w:rFonts w:ascii="Times New Roman" w:hAnsi="Times New Roman" w:cs="Times New Roman"/>
+          <w:sz w:val="28"/>
+          <w:szCs w:val="28"/>
+          <w:lang w:val="en-US"/>
+        </w:rPr>
+      </w:pPr>
+      <w:r>
+        <w:rPr>
+          <w:rFonts w:ascii="Times New Roman" w:hAnsi="Times New Roman" w:cs="Times New Roman"/>
+          <w:sz w:val="28"/>
+          <w:szCs w:val="28"/>
+        </w:rPr>
         <w:t xml:space="preserve">Путем создания необходимых папок и файлов-заглушек инициализированы ветки. Процесс выполнения контролировался при помощи </w:t>
       </w:r>
       <w:r>
         <w:rPr>
+          <w:rFonts w:ascii="Times New Roman" w:hAnsi="Times New Roman" w:cs="Times New Roman"/>
+          <w:sz w:val="28"/>
+          <w:szCs w:val="28"/>
           <w:lang w:val="en-US"/>
         </w:rPr>
         <w:t xml:space="preserve">git status. </w:t>
       </w:r>
       <w:r>
+        <w:rPr>
+          <w:rFonts w:ascii="Times New Roman" w:hAnsi="Times New Roman" w:cs="Times New Roman"/>
+          <w:sz w:val="28"/>
+          <w:szCs w:val="28"/>
+        </w:rPr>
         <w:t xml:space="preserve">Содержимое текущей папки проверялось при помощи </w:t>
       </w:r>
       <w:r>
         <w:rPr>
+          <w:rFonts w:ascii="Times New Roman" w:hAnsi="Times New Roman" w:cs="Times New Roman"/>
+          <w:sz w:val="28"/>
+          <w:szCs w:val="28"/>
           <w:lang w:val="en-US"/>
         </w:rPr>
         <w:t>ls -a.</w:t>
@@ -1239,10 +1384,18 @@
           <w:tab w:val="left" w:pos="567"/>
         </w:tabs>
         <w:jc w:val="center"/>
-      </w:pPr>
-      <w:r>
-        <w:rPr>
+        <w:rPr>
+          <w:rFonts w:ascii="Times New Roman" w:hAnsi="Times New Roman" w:cs="Times New Roman"/>
+          <w:sz w:val="28"/>
+          <w:szCs w:val="28"/>
+        </w:rPr>
+      </w:pPr>
+      <w:r>
+        <w:rPr>
+          <w:rFonts w:ascii="Times New Roman" w:hAnsi="Times New Roman" w:cs="Times New Roman"/>
           <w:noProof/>
+          <w:sz w:val="28"/>
+          <w:szCs w:val="28"/>
         </w:rPr>
         <w:lastRenderedPageBreak/>
         <w:drawing>
@@ -1289,6 +1442,11 @@
         </w:tabs>
         <w:ind w:firstLine="426"/>
         <w:jc w:val="both"/>
+        <w:rPr>
+          <w:rFonts w:ascii="Times New Roman" w:hAnsi="Times New Roman" w:cs="Times New Roman"/>
+          <w:sz w:val="28"/>
+          <w:szCs w:val="28"/>
+        </w:rPr>
       </w:pPr>
     </w:p>
     <w:p>
@@ -1299,45 +1457,85 @@
         <w:ind w:firstLine="426"/>
         <w:jc w:val="both"/>
         <w:rPr>
-          <w:lang w:val="en-US"/>
-        </w:rPr>
-      </w:pPr>
-      <w:r>
+          <w:rFonts w:ascii="Times New Roman" w:hAnsi="Times New Roman" w:cs="Times New Roman"/>
+          <w:sz w:val="28"/>
+          <w:szCs w:val="28"/>
+          <w:lang w:val="en-US"/>
+        </w:rPr>
+      </w:pPr>
+      <w:r>
+        <w:rPr>
+          <w:rFonts w:ascii="Times New Roman" w:hAnsi="Times New Roman" w:cs="Times New Roman"/>
+          <w:sz w:val="28"/>
+          <w:szCs w:val="28"/>
+        </w:rPr>
         <w:t xml:space="preserve">В ветке </w:t>
       </w:r>
       <w:r>
         <w:rPr>
+          <w:rFonts w:ascii="Times New Roman" w:hAnsi="Times New Roman" w:cs="Times New Roman"/>
+          <w:sz w:val="28"/>
+          <w:szCs w:val="28"/>
           <w:lang w:val="en-US"/>
         </w:rPr>
         <w:t xml:space="preserve">IGI-LR1 </w:t>
       </w:r>
       <w:r>
+        <w:rPr>
+          <w:rFonts w:ascii="Times New Roman" w:hAnsi="Times New Roman" w:cs="Times New Roman"/>
+          <w:sz w:val="28"/>
+          <w:szCs w:val="28"/>
+        </w:rPr>
         <w:t xml:space="preserve">в папку </w:t>
       </w:r>
       <w:r>
         <w:rPr>
+          <w:rFonts w:ascii="Times New Roman" w:hAnsi="Times New Roman" w:cs="Times New Roman"/>
+          <w:sz w:val="28"/>
+          <w:szCs w:val="28"/>
           <w:lang w:val="en-US"/>
         </w:rPr>
         <w:t xml:space="preserve">IGI/LR1 </w:t>
       </w:r>
       <w:r>
+        <w:rPr>
+          <w:rFonts w:ascii="Times New Roman" w:hAnsi="Times New Roman" w:cs="Times New Roman"/>
+          <w:sz w:val="28"/>
+          <w:szCs w:val="28"/>
+        </w:rPr>
         <w:t xml:space="preserve">клонирован репозиторий при помощи </w:t>
       </w:r>
       <w:r>
         <w:rPr>
+          <w:rFonts w:ascii="Times New Roman" w:hAnsi="Times New Roman" w:cs="Times New Roman"/>
+          <w:sz w:val="28"/>
+          <w:szCs w:val="28"/>
           <w:lang w:val="en-US"/>
         </w:rPr>
         <w:t xml:space="preserve">git clone. </w:t>
       </w:r>
       <w:r>
+        <w:rPr>
+          <w:rFonts w:ascii="Times New Roman" w:hAnsi="Times New Roman" w:cs="Times New Roman"/>
+          <w:sz w:val="28"/>
+          <w:szCs w:val="28"/>
+        </w:rPr>
         <w:t xml:space="preserve">Для дальнейшей работы скопирован репозиторий был преобразован в обычную папку путем </w:t>
       </w:r>
       <w:proofErr w:type="gramStart"/>
       <w:r>
+        <w:rPr>
+          <w:rFonts w:ascii="Times New Roman" w:hAnsi="Times New Roman" w:cs="Times New Roman"/>
+          <w:sz w:val="28"/>
+          <w:szCs w:val="28"/>
+        </w:rPr>
         <w:t xml:space="preserve">удаления </w:t>
       </w:r>
       <w:r>
         <w:rPr>
+          <w:rFonts w:ascii="Times New Roman" w:hAnsi="Times New Roman" w:cs="Times New Roman"/>
+          <w:sz w:val="28"/>
+          <w:szCs w:val="28"/>
           <w:lang w:val="en-US"/>
         </w:rPr>
         <w:t>.git</w:t>
@@ -1345,15 +1543,26 @@
       <w:proofErr w:type="gramEnd"/>
       <w:r>
         <w:rPr>
+          <w:rFonts w:ascii="Times New Roman" w:hAnsi="Times New Roman" w:cs="Times New Roman"/>
+          <w:sz w:val="28"/>
+          <w:szCs w:val="28"/>
           <w:lang w:val="en-US"/>
         </w:rPr>
         <w:t xml:space="preserve">. </w:t>
       </w:r>
       <w:r>
+        <w:rPr>
+          <w:rFonts w:ascii="Times New Roman" w:hAnsi="Times New Roman" w:cs="Times New Roman"/>
+          <w:sz w:val="28"/>
+          <w:szCs w:val="28"/>
+        </w:rPr>
         <w:t xml:space="preserve">Изменения сохранены путем </w:t>
       </w:r>
       <w:r>
         <w:rPr>
+          <w:rFonts w:ascii="Times New Roman" w:hAnsi="Times New Roman" w:cs="Times New Roman"/>
+          <w:sz w:val="28"/>
+          <w:szCs w:val="28"/>
           <w:lang w:val="en-US"/>
         </w:rPr>
         <w:t>git commit.</w:t>
@@ -1366,6 +1575,11 @@
         </w:tabs>
         <w:ind w:firstLine="426"/>
         <w:jc w:val="both"/>
+        <w:rPr>
+          <w:rFonts w:ascii="Times New Roman" w:hAnsi="Times New Roman" w:cs="Times New Roman"/>
+          <w:sz w:val="28"/>
+          <w:szCs w:val="28"/>
+        </w:rPr>
       </w:pPr>
     </w:p>
     <w:p>
@@ -1374,10 +1588,18 @@
           <w:tab w:val="left" w:pos="567"/>
         </w:tabs>
         <w:jc w:val="center"/>
-      </w:pPr>
-      <w:r>
-        <w:rPr>
+        <w:rPr>
+          <w:rFonts w:ascii="Times New Roman" w:hAnsi="Times New Roman" w:cs="Times New Roman"/>
+          <w:sz w:val="28"/>
+          <w:szCs w:val="28"/>
+        </w:rPr>
+      </w:pPr>
+      <w:r>
+        <w:rPr>
+          <w:rFonts w:ascii="Times New Roman" w:hAnsi="Times New Roman" w:cs="Times New Roman"/>
           <w:noProof/>
+          <w:sz w:val="28"/>
+          <w:szCs w:val="28"/>
         </w:rPr>
         <w:lastRenderedPageBreak/>
         <w:drawing>
@@ -1423,6 +1645,11 @@
           <w:tab w:val="left" w:pos="567"/>
         </w:tabs>
         <w:jc w:val="center"/>
+        <w:rPr>
+          <w:rFonts w:ascii="Times New Roman" w:hAnsi="Times New Roman" w:cs="Times New Roman"/>
+          <w:sz w:val="28"/>
+          <w:szCs w:val="28"/>
+        </w:rPr>
       </w:pPr>
     </w:p>
     <w:p>
@@ -1432,12 +1659,25 @@
         </w:tabs>
         <w:ind w:firstLine="426"/>
         <w:jc w:val="both"/>
-      </w:pPr>
-      <w:r>
+        <w:rPr>
+          <w:rFonts w:ascii="Times New Roman" w:hAnsi="Times New Roman" w:cs="Times New Roman"/>
+          <w:sz w:val="28"/>
+          <w:szCs w:val="28"/>
+        </w:rPr>
+      </w:pPr>
+      <w:r>
+        <w:rPr>
+          <w:rFonts w:ascii="Times New Roman" w:hAnsi="Times New Roman" w:cs="Times New Roman"/>
+          <w:sz w:val="28"/>
+          <w:szCs w:val="28"/>
+        </w:rPr>
         <w:t xml:space="preserve">Файлы внесены в индекс при помощи команд </w:t>
       </w:r>
       <w:r>
         <w:rPr>
+          <w:rFonts w:ascii="Times New Roman" w:hAnsi="Times New Roman" w:cs="Times New Roman"/>
+          <w:sz w:val="28"/>
+          <w:szCs w:val="28"/>
           <w:lang w:val="en-US"/>
         </w:rPr>
         <w:t xml:space="preserve">git add (git </w:t>
@@ -1445,6 +1685,9 @@
       <w:proofErr w:type="gramStart"/>
       <w:r>
         <w:rPr>
+          <w:rFonts w:ascii="Times New Roman" w:hAnsi="Times New Roman" w:cs="Times New Roman"/>
+          <w:sz w:val="28"/>
+          <w:szCs w:val="28"/>
           <w:lang w:val="en-US"/>
         </w:rPr>
         <w:t>add .</w:t>
@@ -1452,6 +1695,9 @@
       <w:proofErr w:type="gramEnd"/>
       <w:r>
         <w:rPr>
+          <w:rFonts w:ascii="Times New Roman" w:hAnsi="Times New Roman" w:cs="Times New Roman"/>
+          <w:sz w:val="28"/>
+          <w:szCs w:val="28"/>
           <w:lang w:val="en-US"/>
         </w:rPr>
         <w:t>, git add file.txt, git add *.</w:t>
@@ -1459,6 +1705,9 @@
       <w:proofErr w:type="spellStart"/>
       <w:r>
         <w:rPr>
+          <w:rFonts w:ascii="Times New Roman" w:hAnsi="Times New Roman" w:cs="Times New Roman"/>
+          <w:sz w:val="28"/>
+          <w:szCs w:val="28"/>
           <w:lang w:val="en-US"/>
         </w:rPr>
         <w:t>py</w:t>
@@ -1466,18 +1715,34 @@
       <w:proofErr w:type="spellEnd"/>
       <w:r>
         <w:rPr>
+          <w:rFonts w:ascii="Times New Roman" w:hAnsi="Times New Roman" w:cs="Times New Roman"/>
+          <w:sz w:val="28"/>
+          <w:szCs w:val="28"/>
           <w:lang w:val="en-US"/>
         </w:rPr>
         <w:t xml:space="preserve">). </w:t>
       </w:r>
       <w:r>
+        <w:rPr>
+          <w:rFonts w:ascii="Times New Roman" w:hAnsi="Times New Roman" w:cs="Times New Roman"/>
+          <w:sz w:val="28"/>
+          <w:szCs w:val="28"/>
+        </w:rPr>
         <w:t xml:space="preserve">После изменения </w:t>
       </w:r>
       <w:r>
+        <w:rPr>
+          <w:rFonts w:ascii="Times New Roman" w:hAnsi="Times New Roman" w:cs="Times New Roman"/>
+          <w:sz w:val="28"/>
+          <w:szCs w:val="28"/>
+        </w:rPr>
         <w:t xml:space="preserve">файл был вновь добавлен в индекс, применена команда </w:t>
       </w:r>
       <w:r>
         <w:rPr>
+          <w:rFonts w:ascii="Times New Roman" w:hAnsi="Times New Roman" w:cs="Times New Roman"/>
+          <w:sz w:val="28"/>
+          <w:szCs w:val="28"/>
           <w:lang w:val="en-US"/>
         </w:rPr>
         <w:t>git commit.</w:t>
@@ -1489,6 +1754,11 @@
           <w:tab w:val="left" w:pos="567"/>
         </w:tabs>
         <w:jc w:val="center"/>
+        <w:rPr>
+          <w:rFonts w:ascii="Times New Roman" w:hAnsi="Times New Roman" w:cs="Times New Roman"/>
+          <w:sz w:val="28"/>
+          <w:szCs w:val="28"/>
+        </w:rPr>
       </w:pPr>
     </w:p>
     <w:p>
@@ -1498,12 +1768,18 @@
         </w:tabs>
         <w:jc w:val="center"/>
         <w:rPr>
-          <w:lang w:val="en-US"/>
-        </w:rPr>
-      </w:pPr>
-      <w:r>
-        <w:rPr>
+          <w:rFonts w:ascii="Times New Roman" w:hAnsi="Times New Roman" w:cs="Times New Roman"/>
+          <w:sz w:val="28"/>
+          <w:szCs w:val="28"/>
+          <w:lang w:val="en-US"/>
+        </w:rPr>
+      </w:pPr>
+      <w:r>
+        <w:rPr>
+          <w:rFonts w:ascii="Times New Roman" w:hAnsi="Times New Roman" w:cs="Times New Roman"/>
           <w:noProof/>
+          <w:sz w:val="28"/>
+          <w:szCs w:val="28"/>
         </w:rPr>
         <w:drawing>
           <wp:inline distT="0" distB="0" distL="0" distR="0" wp14:anchorId="7693173B" wp14:editId="563CEF48">
@@ -1543,7 +1819,10 @@
       </w:r>
       <w:r>
         <w:rPr>
+          <w:rFonts w:ascii="Times New Roman" w:hAnsi="Times New Roman" w:cs="Times New Roman"/>
           <w:noProof/>
+          <w:sz w:val="28"/>
+          <w:szCs w:val="28"/>
           <w:lang w:val="en-US"/>
         </w:rPr>
         <w:drawing>
@@ -1591,6 +1870,9 @@
         <w:ind w:firstLine="426"/>
         <w:jc w:val="both"/>
         <w:rPr>
+          <w:rFonts w:ascii="Times New Roman" w:hAnsi="Times New Roman" w:cs="Times New Roman"/>
+          <w:sz w:val="28"/>
+          <w:szCs w:val="28"/>
           <w:lang w:val="en-US"/>
         </w:rPr>
       </w:pPr>
@@ -1602,17 +1884,35 @@
         </w:tabs>
         <w:ind w:firstLine="426"/>
         <w:jc w:val="both"/>
-      </w:pPr>
-      <w:r>
+        <w:rPr>
+          <w:rFonts w:ascii="Times New Roman" w:hAnsi="Times New Roman" w:cs="Times New Roman"/>
+          <w:sz w:val="28"/>
+          <w:szCs w:val="28"/>
+        </w:rPr>
+      </w:pPr>
+      <w:r>
+        <w:rPr>
+          <w:rFonts w:ascii="Times New Roman" w:hAnsi="Times New Roman" w:cs="Times New Roman"/>
+          <w:sz w:val="28"/>
+          <w:szCs w:val="28"/>
+        </w:rPr>
         <w:t xml:space="preserve">При помощи команд </w:t>
       </w:r>
       <w:r>
         <w:rPr>
+          <w:rFonts w:ascii="Times New Roman" w:hAnsi="Times New Roman" w:cs="Times New Roman"/>
+          <w:sz w:val="28"/>
+          <w:szCs w:val="28"/>
           <w:lang w:val="en-US"/>
         </w:rPr>
         <w:t xml:space="preserve">touch, git add, git rm –cached, rm </w:t>
       </w:r>
       <w:r>
+        <w:rPr>
+          <w:rFonts w:ascii="Times New Roman" w:hAnsi="Times New Roman" w:cs="Times New Roman"/>
+          <w:sz w:val="28"/>
+          <w:szCs w:val="28"/>
+        </w:rPr>
         <w:t>были созданы, добавлены в индекс, удалены из индекса без изменения данных, удалены файлы.</w:t>
       </w:r>
     </w:p>
@@ -1623,6 +1923,9 @@
         </w:tabs>
         <w:jc w:val="center"/>
         <w:rPr>
+          <w:rFonts w:ascii="Times New Roman" w:hAnsi="Times New Roman" w:cs="Times New Roman"/>
+          <w:sz w:val="28"/>
+          <w:szCs w:val="28"/>
           <w:lang w:val="en-US"/>
         </w:rPr>
       </w:pPr>
@@ -1633,10 +1936,18 @@
           <w:tab w:val="left" w:pos="567"/>
         </w:tabs>
         <w:jc w:val="center"/>
-      </w:pPr>
-      <w:r>
-        <w:rPr>
+        <w:rPr>
+          <w:rFonts w:ascii="Times New Roman" w:hAnsi="Times New Roman" w:cs="Times New Roman"/>
+          <w:sz w:val="28"/>
+          <w:szCs w:val="28"/>
+        </w:rPr>
+      </w:pPr>
+      <w:r>
+        <w:rPr>
+          <w:rFonts w:ascii="Times New Roman" w:hAnsi="Times New Roman" w:cs="Times New Roman"/>
           <w:noProof/>
+          <w:sz w:val="28"/>
+          <w:szCs w:val="28"/>
         </w:rPr>
         <w:lastRenderedPageBreak/>
         <w:drawing>
@@ -1683,6 +1994,11 @@
         </w:tabs>
         <w:ind w:firstLine="426"/>
         <w:jc w:val="both"/>
+        <w:rPr>
+          <w:rFonts w:ascii="Times New Roman" w:hAnsi="Times New Roman" w:cs="Times New Roman"/>
+          <w:sz w:val="28"/>
+          <w:szCs w:val="28"/>
+        </w:rPr>
       </w:pPr>
     </w:p>
     <w:p>
@@ -1692,25 +2008,53 @@
         </w:tabs>
         <w:ind w:firstLine="426"/>
         <w:jc w:val="both"/>
-      </w:pPr>
-      <w:r>
+        <w:rPr>
+          <w:rFonts w:ascii="Times New Roman" w:hAnsi="Times New Roman" w:cs="Times New Roman"/>
+          <w:sz w:val="28"/>
+          <w:szCs w:val="28"/>
+        </w:rPr>
+      </w:pPr>
+      <w:r>
+        <w:rPr>
+          <w:rFonts w:ascii="Times New Roman" w:hAnsi="Times New Roman" w:cs="Times New Roman"/>
+          <w:sz w:val="28"/>
+          <w:szCs w:val="28"/>
+        </w:rPr>
         <w:t xml:space="preserve">При помощи команды </w:t>
       </w:r>
       <w:r>
         <w:rPr>
+          <w:rFonts w:ascii="Times New Roman" w:hAnsi="Times New Roman" w:cs="Times New Roman"/>
+          <w:sz w:val="28"/>
+          <w:szCs w:val="28"/>
           <w:lang w:val="en-US"/>
         </w:rPr>
         <w:t xml:space="preserve">git log </w:t>
       </w:r>
       <w:r>
+        <w:rPr>
+          <w:rFonts w:ascii="Times New Roman" w:hAnsi="Times New Roman" w:cs="Times New Roman"/>
+          <w:sz w:val="28"/>
+          <w:szCs w:val="28"/>
+        </w:rPr>
         <w:t xml:space="preserve">выведена история </w:t>
       </w:r>
       <w:proofErr w:type="spellStart"/>
       <w:r>
+        <w:rPr>
+          <w:rFonts w:ascii="Times New Roman" w:hAnsi="Times New Roman" w:cs="Times New Roman"/>
+          <w:sz w:val="28"/>
+          <w:szCs w:val="28"/>
+        </w:rPr>
         <w:t>коммитов</w:t>
       </w:r>
       <w:proofErr w:type="spellEnd"/>
       <w:r>
+        <w:rPr>
+          <w:rFonts w:ascii="Times New Roman" w:hAnsi="Times New Roman" w:cs="Times New Roman"/>
+          <w:sz w:val="28"/>
+          <w:szCs w:val="28"/>
+        </w:rPr>
         <w:t>.</w:t>
       </w:r>
     </w:p>
@@ -1721,6 +2065,11 @@
         </w:tabs>
         <w:ind w:firstLine="426"/>
         <w:jc w:val="both"/>
+        <w:rPr>
+          <w:rFonts w:ascii="Times New Roman" w:hAnsi="Times New Roman" w:cs="Times New Roman"/>
+          <w:sz w:val="28"/>
+          <w:szCs w:val="28"/>
+        </w:rPr>
       </w:pPr>
     </w:p>
     <w:p>
@@ -1730,14 +2079,19 @@
         </w:tabs>
         <w:ind w:firstLine="426"/>
         <w:jc w:val="both"/>
+        <w:rPr>
+          <w:rFonts w:ascii="Times New Roman" w:hAnsi="Times New Roman" w:cs="Times New Roman"/>
+          <w:sz w:val="28"/>
+          <w:szCs w:val="28"/>
+        </w:rPr>
       </w:pPr>
       <w:r>
         <w:rPr>
           <w:rFonts w:ascii="Times New Roman" w:hAnsi="Times New Roman" w:cs="Times New Roman"/>
           <w:noProof/>
           <w:color w:val="252525"/>
-          <w:sz w:val="24"/>
-          <w:szCs w:val="24"/>
+          <w:sz w:val="28"/>
+          <w:szCs w:val="28"/>
           <w:shd w:val="clear" w:color="auto" w:fill="FFFFFF"/>
         </w:rPr>
         <w:drawing>
@@ -1784,6 +2138,11 @@
         </w:tabs>
         <w:ind w:firstLine="426"/>
         <w:jc w:val="both"/>
+        <w:rPr>
+          <w:rFonts w:ascii="Times New Roman" w:hAnsi="Times New Roman" w:cs="Times New Roman"/>
+          <w:sz w:val="28"/>
+          <w:szCs w:val="28"/>
+        </w:rPr>
       </w:pPr>
     </w:p>
     <w:p>
@@ -1793,25 +2152,54 @@
         </w:tabs>
         <w:ind w:firstLine="426"/>
         <w:jc w:val="both"/>
-      </w:pPr>
-      <w:r>
+        <w:rPr>
+          <w:rFonts w:ascii="Times New Roman" w:hAnsi="Times New Roman" w:cs="Times New Roman"/>
+          <w:sz w:val="28"/>
+          <w:szCs w:val="28"/>
+        </w:rPr>
+      </w:pPr>
+      <w:r>
+        <w:rPr>
+          <w:rFonts w:ascii="Times New Roman" w:hAnsi="Times New Roman" w:cs="Times New Roman"/>
+          <w:sz w:val="28"/>
+          <w:szCs w:val="28"/>
+        </w:rPr>
+        <w:lastRenderedPageBreak/>
         <w:t xml:space="preserve">При помощи </w:t>
       </w:r>
       <w:r>
         <w:rPr>
+          <w:rFonts w:ascii="Times New Roman" w:hAnsi="Times New Roman" w:cs="Times New Roman"/>
+          <w:sz w:val="28"/>
+          <w:szCs w:val="28"/>
           <w:lang w:val="en-US"/>
         </w:rPr>
         <w:t xml:space="preserve">git log –all </w:t>
       </w:r>
       <w:r>
+        <w:rPr>
+          <w:rFonts w:ascii="Times New Roman" w:hAnsi="Times New Roman" w:cs="Times New Roman"/>
+          <w:sz w:val="28"/>
+          <w:szCs w:val="28"/>
+        </w:rPr>
         <w:t xml:space="preserve">выведена история </w:t>
       </w:r>
       <w:proofErr w:type="spellStart"/>
       <w:r>
+        <w:rPr>
+          <w:rFonts w:ascii="Times New Roman" w:hAnsi="Times New Roman" w:cs="Times New Roman"/>
+          <w:sz w:val="28"/>
+          <w:szCs w:val="28"/>
+        </w:rPr>
         <w:t>коммитов</w:t>
       </w:r>
       <w:proofErr w:type="spellEnd"/>
       <w:r>
+        <w:rPr>
+          <w:rFonts w:ascii="Times New Roman" w:hAnsi="Times New Roman" w:cs="Times New Roman"/>
+          <w:sz w:val="28"/>
+          <w:szCs w:val="28"/>
+        </w:rPr>
         <w:t xml:space="preserve"> полностью.</w:t>
       </w:r>
     </w:p>
@@ -1822,25 +2210,33 @@
         </w:tabs>
         <w:ind w:firstLine="426"/>
         <w:jc w:val="both"/>
-      </w:pPr>
-    </w:p>
-    <w:p>
-      <w:pPr>
-        <w:tabs>
-          <w:tab w:val="left" w:pos="567"/>
-        </w:tabs>
-        <w:jc w:val="both"/>
-        <w:rPr>
-          <w:rFonts w:ascii="Times New Roman" w:hAnsi="Times New Roman" w:cs="Times New Roman"/>
-          <w:color w:val="252525"/>
-          <w:sz w:val="24"/>
-          <w:szCs w:val="24"/>
-          <w:shd w:val="clear" w:color="auto" w:fill="FFFFFF"/>
-        </w:rPr>
-      </w:pPr>
-      <w:r>
-        <w:rPr>
+        <w:rPr>
+          <w:rFonts w:ascii="Times New Roman" w:hAnsi="Times New Roman" w:cs="Times New Roman"/>
+          <w:sz w:val="28"/>
+          <w:szCs w:val="28"/>
+        </w:rPr>
+      </w:pPr>
+    </w:p>
+    <w:p>
+      <w:pPr>
+        <w:tabs>
+          <w:tab w:val="left" w:pos="567"/>
+        </w:tabs>
+        <w:jc w:val="both"/>
+        <w:rPr>
+          <w:rFonts w:ascii="Times New Roman" w:hAnsi="Times New Roman" w:cs="Times New Roman"/>
+          <w:color w:val="252525"/>
+          <w:sz w:val="28"/>
+          <w:szCs w:val="28"/>
+          <w:shd w:val="clear" w:color="auto" w:fill="FFFFFF"/>
+        </w:rPr>
+      </w:pPr>
+      <w:r>
+        <w:rPr>
+          <w:rFonts w:ascii="Times New Roman" w:hAnsi="Times New Roman" w:cs="Times New Roman"/>
           <w:noProof/>
+          <w:sz w:val="28"/>
+          <w:szCs w:val="28"/>
           <w:shd w:val="clear" w:color="auto" w:fill="FFFFFF"/>
           <w:lang w:val="en-US"/>
         </w:rPr>
@@ -1884,8 +2280,8 @@
         <w:rPr>
           <w:rFonts w:ascii="Times New Roman" w:hAnsi="Times New Roman" w:cs="Times New Roman"/>
           <w:color w:val="252525"/>
-          <w:sz w:val="24"/>
-          <w:szCs w:val="24"/>
+          <w:sz w:val="28"/>
+          <w:szCs w:val="28"/>
           <w:shd w:val="clear" w:color="auto" w:fill="FFFFFF"/>
           <w:lang w:val="en-US"/>
         </w:rPr>
@@ -1901,17 +2297,17 @@
         <w:rPr>
           <w:rFonts w:ascii="Times New Roman" w:hAnsi="Times New Roman" w:cs="Times New Roman"/>
           <w:color w:val="252525"/>
-          <w:sz w:val="24"/>
-          <w:szCs w:val="24"/>
-          <w:shd w:val="clear" w:color="auto" w:fill="FFFFFF"/>
-        </w:rPr>
-      </w:pPr>
-      <w:r>
-        <w:rPr>
-          <w:rFonts w:ascii="Times New Roman" w:hAnsi="Times New Roman" w:cs="Times New Roman"/>
-          <w:color w:val="252525"/>
-          <w:sz w:val="24"/>
-          <w:szCs w:val="24"/>
+          <w:sz w:val="28"/>
+          <w:szCs w:val="28"/>
+          <w:shd w:val="clear" w:color="auto" w:fill="FFFFFF"/>
+        </w:rPr>
+      </w:pPr>
+      <w:r>
+        <w:rPr>
+          <w:rFonts w:ascii="Times New Roman" w:hAnsi="Times New Roman" w:cs="Times New Roman"/>
+          <w:color w:val="252525"/>
+          <w:sz w:val="28"/>
+          <w:szCs w:val="28"/>
           <w:shd w:val="clear" w:color="auto" w:fill="FFFFFF"/>
         </w:rPr>
         <w:t xml:space="preserve">При помощи </w:t>
@@ -1920,8 +2316,8 @@
         <w:rPr>
           <w:rFonts w:ascii="Times New Roman" w:hAnsi="Times New Roman" w:cs="Times New Roman"/>
           <w:color w:val="252525"/>
-          <w:sz w:val="24"/>
-          <w:szCs w:val="24"/>
+          <w:sz w:val="28"/>
+          <w:szCs w:val="28"/>
           <w:shd w:val="clear" w:color="auto" w:fill="FFFFFF"/>
           <w:lang w:val="en-US"/>
         </w:rPr>
@@ -1931,8 +2327,8 @@
         <w:rPr>
           <w:rFonts w:ascii="Times New Roman" w:hAnsi="Times New Roman" w:cs="Times New Roman"/>
           <w:color w:val="252525"/>
-          <w:sz w:val="24"/>
-          <w:szCs w:val="24"/>
+          <w:sz w:val="28"/>
+          <w:szCs w:val="28"/>
           <w:shd w:val="clear" w:color="auto" w:fill="FFFFFF"/>
         </w:rPr>
         <w:t xml:space="preserve">выведены последние три </w:t>
@@ -1942,8 +2338,8 @@
         <w:rPr>
           <w:rFonts w:ascii="Times New Roman" w:hAnsi="Times New Roman" w:cs="Times New Roman"/>
           <w:color w:val="252525"/>
-          <w:sz w:val="24"/>
-          <w:szCs w:val="24"/>
+          <w:sz w:val="28"/>
+          <w:szCs w:val="28"/>
           <w:shd w:val="clear" w:color="auto" w:fill="FFFFFF"/>
         </w:rPr>
         <w:t>коммита</w:t>
@@ -1953,8 +2349,8 @@
         <w:rPr>
           <w:rFonts w:ascii="Times New Roman" w:hAnsi="Times New Roman" w:cs="Times New Roman"/>
           <w:color w:val="252525"/>
-          <w:sz w:val="24"/>
-          <w:szCs w:val="24"/>
+          <w:sz w:val="28"/>
+          <w:szCs w:val="28"/>
           <w:shd w:val="clear" w:color="auto" w:fill="FFFFFF"/>
         </w:rPr>
         <w:t xml:space="preserve"> в текущей ветке.</w:t>
@@ -1969,14 +2365,17 @@
         <w:rPr>
           <w:rFonts w:ascii="Times New Roman" w:hAnsi="Times New Roman" w:cs="Times New Roman"/>
           <w:color w:val="252525"/>
-          <w:sz w:val="24"/>
-          <w:szCs w:val="24"/>
-          <w:shd w:val="clear" w:color="auto" w:fill="FFFFFF"/>
-        </w:rPr>
-      </w:pPr>
-      <w:r>
-        <w:rPr>
+          <w:sz w:val="28"/>
+          <w:szCs w:val="28"/>
+          <w:shd w:val="clear" w:color="auto" w:fill="FFFFFF"/>
+        </w:rPr>
+      </w:pPr>
+      <w:r>
+        <w:rPr>
+          <w:rFonts w:ascii="Times New Roman" w:hAnsi="Times New Roman" w:cs="Times New Roman"/>
           <w:noProof/>
+          <w:sz w:val="28"/>
+          <w:szCs w:val="28"/>
           <w:shd w:val="clear" w:color="auto" w:fill="FFFFFF"/>
           <w:lang w:val="en-US"/>
         </w:rPr>
@@ -2027,32 +2426,32 @@
         <w:rPr>
           <w:rFonts w:ascii="Times New Roman" w:hAnsi="Times New Roman" w:cs="Times New Roman"/>
           <w:color w:val="252525"/>
-          <w:sz w:val="24"/>
-          <w:szCs w:val="24"/>
-          <w:shd w:val="clear" w:color="auto" w:fill="FFFFFF"/>
-        </w:rPr>
-      </w:pPr>
-    </w:p>
-    <w:p>
-      <w:pPr>
-        <w:tabs>
-          <w:tab w:val="left" w:pos="567"/>
-        </w:tabs>
-        <w:jc w:val="both"/>
-        <w:rPr>
-          <w:rFonts w:ascii="Times New Roman" w:hAnsi="Times New Roman" w:cs="Times New Roman"/>
-          <w:color w:val="252525"/>
-          <w:sz w:val="24"/>
-          <w:szCs w:val="24"/>
-          <w:shd w:val="clear" w:color="auto" w:fill="FFFFFF"/>
-        </w:rPr>
-      </w:pPr>
-      <w:r>
-        <w:rPr>
-          <w:rFonts w:ascii="Times New Roman" w:hAnsi="Times New Roman" w:cs="Times New Roman"/>
-          <w:color w:val="252525"/>
-          <w:sz w:val="24"/>
-          <w:szCs w:val="24"/>
+          <w:sz w:val="28"/>
+          <w:szCs w:val="28"/>
+          <w:shd w:val="clear" w:color="auto" w:fill="FFFFFF"/>
+        </w:rPr>
+      </w:pPr>
+    </w:p>
+    <w:p>
+      <w:pPr>
+        <w:tabs>
+          <w:tab w:val="left" w:pos="567"/>
+        </w:tabs>
+        <w:jc w:val="both"/>
+        <w:rPr>
+          <w:rFonts w:ascii="Times New Roman" w:hAnsi="Times New Roman" w:cs="Times New Roman"/>
+          <w:color w:val="252525"/>
+          <w:sz w:val="28"/>
+          <w:szCs w:val="28"/>
+          <w:shd w:val="clear" w:color="auto" w:fill="FFFFFF"/>
+        </w:rPr>
+      </w:pPr>
+      <w:r>
+        <w:rPr>
+          <w:rFonts w:ascii="Times New Roman" w:hAnsi="Times New Roman" w:cs="Times New Roman"/>
+          <w:color w:val="252525"/>
+          <w:sz w:val="28"/>
+          <w:szCs w:val="28"/>
           <w:shd w:val="clear" w:color="auto" w:fill="FFFFFF"/>
         </w:rPr>
         <w:t xml:space="preserve">При помощи </w:t>
@@ -2061,8 +2460,8 @@
         <w:rPr>
           <w:rFonts w:ascii="Times New Roman" w:hAnsi="Times New Roman" w:cs="Times New Roman"/>
           <w:color w:val="252525"/>
-          <w:sz w:val="24"/>
-          <w:szCs w:val="24"/>
+          <w:sz w:val="28"/>
+          <w:szCs w:val="28"/>
           <w:shd w:val="clear" w:color="auto" w:fill="FFFFFF"/>
           <w:lang w:val="en-US"/>
         </w:rPr>
@@ -2072,8 +2471,8 @@
         <w:rPr>
           <w:rFonts w:ascii="Times New Roman" w:hAnsi="Times New Roman" w:cs="Times New Roman"/>
           <w:color w:val="252525"/>
-          <w:sz w:val="24"/>
-          <w:szCs w:val="24"/>
+          <w:sz w:val="28"/>
+          <w:szCs w:val="28"/>
           <w:shd w:val="clear" w:color="auto" w:fill="FFFFFF"/>
         </w:rPr>
         <w:t xml:space="preserve">выведены все </w:t>
@@ -2083,8 +2482,8 @@
         <w:rPr>
           <w:rFonts w:ascii="Times New Roman" w:hAnsi="Times New Roman" w:cs="Times New Roman"/>
           <w:color w:val="252525"/>
-          <w:sz w:val="24"/>
-          <w:szCs w:val="24"/>
+          <w:sz w:val="28"/>
+          <w:szCs w:val="28"/>
           <w:shd w:val="clear" w:color="auto" w:fill="FFFFFF"/>
         </w:rPr>
         <w:t>комиты</w:t>
@@ -2094,8 +2493,8 @@
         <w:rPr>
           <w:rFonts w:ascii="Times New Roman" w:hAnsi="Times New Roman" w:cs="Times New Roman"/>
           <w:color w:val="252525"/>
-          <w:sz w:val="24"/>
-          <w:szCs w:val="24"/>
+          <w:sz w:val="28"/>
+          <w:szCs w:val="28"/>
           <w:shd w:val="clear" w:color="auto" w:fill="FFFFFF"/>
         </w:rPr>
         <w:t>, начиная с введенной даты.</w:t>
@@ -2110,30 +2509,33 @@
         <w:rPr>
           <w:rFonts w:ascii="Times New Roman" w:hAnsi="Times New Roman" w:cs="Times New Roman"/>
           <w:color w:val="252525"/>
-          <w:sz w:val="24"/>
-          <w:szCs w:val="24"/>
-          <w:shd w:val="clear" w:color="auto" w:fill="FFFFFF"/>
-        </w:rPr>
-      </w:pPr>
-    </w:p>
-    <w:p>
-      <w:pPr>
-        <w:tabs>
-          <w:tab w:val="left" w:pos="567"/>
-        </w:tabs>
-        <w:jc w:val="both"/>
-        <w:rPr>
-          <w:rFonts w:ascii="Times New Roman" w:hAnsi="Times New Roman" w:cs="Times New Roman"/>
-          <w:color w:val="252525"/>
-          <w:sz w:val="24"/>
-          <w:szCs w:val="24"/>
-          <w:shd w:val="clear" w:color="auto" w:fill="FFFFFF"/>
-          <w:lang w:val="en-US"/>
-        </w:rPr>
-      </w:pPr>
-      <w:r>
-        <w:rPr>
+          <w:sz w:val="28"/>
+          <w:szCs w:val="28"/>
+          <w:shd w:val="clear" w:color="auto" w:fill="FFFFFF"/>
+        </w:rPr>
+      </w:pPr>
+    </w:p>
+    <w:p>
+      <w:pPr>
+        <w:tabs>
+          <w:tab w:val="left" w:pos="567"/>
+        </w:tabs>
+        <w:jc w:val="both"/>
+        <w:rPr>
+          <w:rFonts w:ascii="Times New Roman" w:hAnsi="Times New Roman" w:cs="Times New Roman"/>
+          <w:color w:val="252525"/>
+          <w:sz w:val="28"/>
+          <w:szCs w:val="28"/>
+          <w:shd w:val="clear" w:color="auto" w:fill="FFFFFF"/>
+          <w:lang w:val="en-US"/>
+        </w:rPr>
+      </w:pPr>
+      <w:r>
+        <w:rPr>
+          <w:rFonts w:ascii="Times New Roman" w:hAnsi="Times New Roman" w:cs="Times New Roman"/>
           <w:noProof/>
+          <w:sz w:val="28"/>
+          <w:szCs w:val="28"/>
           <w:shd w:val="clear" w:color="auto" w:fill="FFFFFF"/>
           <w:lang w:val="en-US"/>
         </w:rPr>
@@ -2183,32 +2585,32 @@
         <w:rPr>
           <w:rFonts w:ascii="Times New Roman" w:hAnsi="Times New Roman" w:cs="Times New Roman"/>
           <w:color w:val="252525"/>
-          <w:sz w:val="24"/>
-          <w:szCs w:val="24"/>
-          <w:shd w:val="clear" w:color="auto" w:fill="FFFFFF"/>
-        </w:rPr>
-      </w:pPr>
-    </w:p>
-    <w:p>
-      <w:pPr>
-        <w:tabs>
-          <w:tab w:val="left" w:pos="567"/>
-        </w:tabs>
-        <w:jc w:val="both"/>
-        <w:rPr>
-          <w:rFonts w:ascii="Times New Roman" w:hAnsi="Times New Roman" w:cs="Times New Roman"/>
-          <w:color w:val="252525"/>
-          <w:sz w:val="24"/>
-          <w:szCs w:val="24"/>
-          <w:shd w:val="clear" w:color="auto" w:fill="FFFFFF"/>
-        </w:rPr>
-      </w:pPr>
-      <w:r>
-        <w:rPr>
-          <w:rFonts w:ascii="Times New Roman" w:hAnsi="Times New Roman" w:cs="Times New Roman"/>
-          <w:color w:val="252525"/>
-          <w:sz w:val="24"/>
-          <w:szCs w:val="24"/>
+          <w:sz w:val="28"/>
+          <w:szCs w:val="28"/>
+          <w:shd w:val="clear" w:color="auto" w:fill="FFFFFF"/>
+        </w:rPr>
+      </w:pPr>
+    </w:p>
+    <w:p>
+      <w:pPr>
+        <w:tabs>
+          <w:tab w:val="left" w:pos="567"/>
+        </w:tabs>
+        <w:jc w:val="both"/>
+        <w:rPr>
+          <w:rFonts w:ascii="Times New Roman" w:hAnsi="Times New Roman" w:cs="Times New Roman"/>
+          <w:color w:val="252525"/>
+          <w:sz w:val="28"/>
+          <w:szCs w:val="28"/>
+          <w:shd w:val="clear" w:color="auto" w:fill="FFFFFF"/>
+        </w:rPr>
+      </w:pPr>
+      <w:r>
+        <w:rPr>
+          <w:rFonts w:ascii="Times New Roman" w:hAnsi="Times New Roman" w:cs="Times New Roman"/>
+          <w:color w:val="252525"/>
+          <w:sz w:val="28"/>
+          <w:szCs w:val="28"/>
           <w:shd w:val="clear" w:color="auto" w:fill="FFFFFF"/>
         </w:rPr>
         <w:t xml:space="preserve">При помощи </w:t>
@@ -2217,8 +2619,8 @@
         <w:rPr>
           <w:rFonts w:ascii="Times New Roman" w:hAnsi="Times New Roman" w:cs="Times New Roman"/>
           <w:color w:val="252525"/>
-          <w:sz w:val="24"/>
-          <w:szCs w:val="24"/>
+          <w:sz w:val="28"/>
+          <w:szCs w:val="28"/>
           <w:shd w:val="clear" w:color="auto" w:fill="FFFFFF"/>
           <w:lang w:val="en-US"/>
         </w:rPr>
@@ -2228,8 +2630,8 @@
         <w:rPr>
           <w:rFonts w:ascii="Times New Roman" w:hAnsi="Times New Roman" w:cs="Times New Roman"/>
           <w:color w:val="252525"/>
-          <w:sz w:val="24"/>
-          <w:szCs w:val="24"/>
+          <w:sz w:val="28"/>
+          <w:szCs w:val="28"/>
           <w:shd w:val="clear" w:color="auto" w:fill="FFFFFF"/>
         </w:rPr>
         <w:t xml:space="preserve">выведены все </w:t>
@@ -2239,8 +2641,8 @@
         <w:rPr>
           <w:rFonts w:ascii="Times New Roman" w:hAnsi="Times New Roman" w:cs="Times New Roman"/>
           <w:color w:val="252525"/>
-          <w:sz w:val="24"/>
-          <w:szCs w:val="24"/>
+          <w:sz w:val="28"/>
+          <w:szCs w:val="28"/>
           <w:shd w:val="clear" w:color="auto" w:fill="FFFFFF"/>
         </w:rPr>
         <w:t>коммиты</w:t>
@@ -2250,8 +2652,8 @@
         <w:rPr>
           <w:rFonts w:ascii="Times New Roman" w:hAnsi="Times New Roman" w:cs="Times New Roman"/>
           <w:color w:val="252525"/>
-          <w:sz w:val="24"/>
-          <w:szCs w:val="24"/>
+          <w:sz w:val="28"/>
+          <w:szCs w:val="28"/>
           <w:shd w:val="clear" w:color="auto" w:fill="FFFFFF"/>
         </w:rPr>
         <w:t xml:space="preserve"> до указанной даты.</w:t>
@@ -2266,8 +2668,8 @@
         <w:rPr>
           <w:rFonts w:ascii="Times New Roman" w:hAnsi="Times New Roman" w:cs="Times New Roman"/>
           <w:color w:val="252525"/>
-          <w:sz w:val="24"/>
-          <w:szCs w:val="24"/>
+          <w:sz w:val="28"/>
+          <w:szCs w:val="28"/>
           <w:shd w:val="clear" w:color="auto" w:fill="FFFFFF"/>
         </w:rPr>
       </w:pPr>
@@ -2281,14 +2683,17 @@
         <w:rPr>
           <w:rFonts w:ascii="Times New Roman" w:hAnsi="Times New Roman" w:cs="Times New Roman"/>
           <w:color w:val="252525"/>
-          <w:sz w:val="24"/>
-          <w:szCs w:val="24"/>
-          <w:shd w:val="clear" w:color="auto" w:fill="FFFFFF"/>
-        </w:rPr>
-      </w:pPr>
-      <w:r>
-        <w:rPr>
+          <w:sz w:val="28"/>
+          <w:szCs w:val="28"/>
+          <w:shd w:val="clear" w:color="auto" w:fill="FFFFFF"/>
+        </w:rPr>
+      </w:pPr>
+      <w:r>
+        <w:rPr>
+          <w:rFonts w:ascii="Times New Roman" w:hAnsi="Times New Roman" w:cs="Times New Roman"/>
           <w:noProof/>
+          <w:sz w:val="28"/>
+          <w:szCs w:val="28"/>
           <w:shd w:val="clear" w:color="auto" w:fill="FFFFFF"/>
           <w:lang w:val="en-US"/>
         </w:rPr>
@@ -2339,32 +2744,32 @@
         <w:rPr>
           <w:rFonts w:ascii="Times New Roman" w:hAnsi="Times New Roman" w:cs="Times New Roman"/>
           <w:color w:val="252525"/>
-          <w:sz w:val="24"/>
-          <w:szCs w:val="24"/>
-          <w:shd w:val="clear" w:color="auto" w:fill="FFFFFF"/>
-        </w:rPr>
-      </w:pPr>
-    </w:p>
-    <w:p>
-      <w:pPr>
-        <w:tabs>
-          <w:tab w:val="left" w:pos="567"/>
-        </w:tabs>
-        <w:jc w:val="both"/>
-        <w:rPr>
-          <w:rFonts w:ascii="Times New Roman" w:hAnsi="Times New Roman" w:cs="Times New Roman"/>
-          <w:color w:val="252525"/>
-          <w:sz w:val="24"/>
-          <w:szCs w:val="24"/>
-          <w:shd w:val="clear" w:color="auto" w:fill="FFFFFF"/>
-        </w:rPr>
-      </w:pPr>
-      <w:r>
-        <w:rPr>
-          <w:rFonts w:ascii="Times New Roman" w:hAnsi="Times New Roman" w:cs="Times New Roman"/>
-          <w:color w:val="252525"/>
-          <w:sz w:val="24"/>
-          <w:szCs w:val="24"/>
+          <w:sz w:val="28"/>
+          <w:szCs w:val="28"/>
+          <w:shd w:val="clear" w:color="auto" w:fill="FFFFFF"/>
+        </w:rPr>
+      </w:pPr>
+    </w:p>
+    <w:p>
+      <w:pPr>
+        <w:tabs>
+          <w:tab w:val="left" w:pos="567"/>
+        </w:tabs>
+        <w:jc w:val="both"/>
+        <w:rPr>
+          <w:rFonts w:ascii="Times New Roman" w:hAnsi="Times New Roman" w:cs="Times New Roman"/>
+          <w:color w:val="252525"/>
+          <w:sz w:val="28"/>
+          <w:szCs w:val="28"/>
+          <w:shd w:val="clear" w:color="auto" w:fill="FFFFFF"/>
+        </w:rPr>
+      </w:pPr>
+      <w:r>
+        <w:rPr>
+          <w:rFonts w:ascii="Times New Roman" w:hAnsi="Times New Roman" w:cs="Times New Roman"/>
+          <w:color w:val="252525"/>
+          <w:sz w:val="28"/>
+          <w:szCs w:val="28"/>
           <w:shd w:val="clear" w:color="auto" w:fill="FFFFFF"/>
         </w:rPr>
         <w:t xml:space="preserve">При помощи </w:t>
@@ -2373,8 +2778,8 @@
         <w:rPr>
           <w:rFonts w:ascii="Times New Roman" w:hAnsi="Times New Roman" w:cs="Times New Roman"/>
           <w:color w:val="252525"/>
-          <w:sz w:val="24"/>
-          <w:szCs w:val="24"/>
+          <w:sz w:val="28"/>
+          <w:szCs w:val="28"/>
           <w:shd w:val="clear" w:color="auto" w:fill="FFFFFF"/>
           <w:lang w:val="en-US"/>
         </w:rPr>
@@ -2384,8 +2789,8 @@
         <w:rPr>
           <w:rFonts w:ascii="Times New Roman" w:hAnsi="Times New Roman" w:cs="Times New Roman"/>
           <w:color w:val="252525"/>
-          <w:sz w:val="24"/>
-          <w:szCs w:val="24"/>
+          <w:sz w:val="28"/>
+          <w:szCs w:val="28"/>
           <w:shd w:val="clear" w:color="auto" w:fill="FFFFFF"/>
         </w:rPr>
         <w:t xml:space="preserve">выведены все </w:t>
@@ -2395,8 +2800,8 @@
         <w:rPr>
           <w:rFonts w:ascii="Times New Roman" w:hAnsi="Times New Roman" w:cs="Times New Roman"/>
           <w:color w:val="252525"/>
-          <w:sz w:val="24"/>
-          <w:szCs w:val="24"/>
+          <w:sz w:val="28"/>
+          <w:szCs w:val="28"/>
           <w:shd w:val="clear" w:color="auto" w:fill="FFFFFF"/>
         </w:rPr>
         <w:t>коммиты</w:t>
@@ -2406,8 +2811,8 @@
         <w:rPr>
           <w:rFonts w:ascii="Times New Roman" w:hAnsi="Times New Roman" w:cs="Times New Roman"/>
           <w:color w:val="252525"/>
-          <w:sz w:val="24"/>
-          <w:szCs w:val="24"/>
+          <w:sz w:val="28"/>
+          <w:szCs w:val="28"/>
           <w:shd w:val="clear" w:color="auto" w:fill="FFFFFF"/>
         </w:rPr>
         <w:t>, совершенные указанным автором/</w:t>
@@ -2417,8 +2822,8 @@
         <w:rPr>
           <w:rFonts w:ascii="Times New Roman" w:hAnsi="Times New Roman" w:cs="Times New Roman"/>
           <w:color w:val="252525"/>
-          <w:sz w:val="24"/>
-          <w:szCs w:val="24"/>
+          <w:sz w:val="28"/>
+          <w:szCs w:val="28"/>
           <w:shd w:val="clear" w:color="auto" w:fill="FFFFFF"/>
         </w:rPr>
         <w:t>коммиттером</w:t>
@@ -2428,8 +2833,8 @@
         <w:rPr>
           <w:rFonts w:ascii="Times New Roman" w:hAnsi="Times New Roman" w:cs="Times New Roman"/>
           <w:color w:val="252525"/>
-          <w:sz w:val="24"/>
-          <w:szCs w:val="24"/>
+          <w:sz w:val="28"/>
+          <w:szCs w:val="28"/>
           <w:shd w:val="clear" w:color="auto" w:fill="FFFFFF"/>
         </w:rPr>
         <w:t>.</w:t>
@@ -2444,8 +2849,8 @@
         <w:rPr>
           <w:rFonts w:ascii="Times New Roman" w:hAnsi="Times New Roman" w:cs="Times New Roman"/>
           <w:color w:val="252525"/>
-          <w:sz w:val="24"/>
-          <w:szCs w:val="24"/>
+          <w:sz w:val="28"/>
+          <w:szCs w:val="28"/>
           <w:shd w:val="clear" w:color="auto" w:fill="FFFFFF"/>
         </w:rPr>
       </w:pPr>
@@ -2459,14 +2864,17 @@
         <w:rPr>
           <w:rFonts w:ascii="Times New Roman" w:hAnsi="Times New Roman" w:cs="Times New Roman"/>
           <w:color w:val="252525"/>
-          <w:sz w:val="24"/>
-          <w:szCs w:val="24"/>
-          <w:shd w:val="clear" w:color="auto" w:fill="FFFFFF"/>
-        </w:rPr>
-      </w:pPr>
-      <w:r>
-        <w:rPr>
+          <w:sz w:val="28"/>
+          <w:szCs w:val="28"/>
+          <w:shd w:val="clear" w:color="auto" w:fill="FFFFFF"/>
+        </w:rPr>
+      </w:pPr>
+      <w:r>
+        <w:rPr>
+          <w:rFonts w:ascii="Times New Roman" w:hAnsi="Times New Roman" w:cs="Times New Roman"/>
           <w:noProof/>
+          <w:sz w:val="28"/>
+          <w:szCs w:val="28"/>
           <w:shd w:val="clear" w:color="auto" w:fill="FFFFFF"/>
           <w:lang w:val="en-US"/>
         </w:rPr>
@@ -2518,8 +2926,8 @@
         <w:rPr>
           <w:rFonts w:ascii="Times New Roman" w:hAnsi="Times New Roman" w:cs="Times New Roman"/>
           <w:color w:val="252525"/>
-          <w:sz w:val="24"/>
-          <w:szCs w:val="24"/>
+          <w:sz w:val="28"/>
+          <w:szCs w:val="28"/>
           <w:shd w:val="clear" w:color="auto" w:fill="FFFFFF"/>
         </w:rPr>
       </w:pPr>
@@ -2534,17 +2942,17 @@
         <w:rPr>
           <w:rFonts w:ascii="Times New Roman" w:hAnsi="Times New Roman" w:cs="Times New Roman"/>
           <w:color w:val="252525"/>
-          <w:sz w:val="24"/>
-          <w:szCs w:val="24"/>
-          <w:shd w:val="clear" w:color="auto" w:fill="FFFFFF"/>
-        </w:rPr>
-      </w:pPr>
-      <w:r>
-        <w:rPr>
-          <w:rFonts w:ascii="Times New Roman" w:hAnsi="Times New Roman" w:cs="Times New Roman"/>
-          <w:color w:val="252525"/>
-          <w:sz w:val="24"/>
-          <w:szCs w:val="24"/>
+          <w:sz w:val="28"/>
+          <w:szCs w:val="28"/>
+          <w:shd w:val="clear" w:color="auto" w:fill="FFFFFF"/>
+        </w:rPr>
+      </w:pPr>
+      <w:r>
+        <w:rPr>
+          <w:rFonts w:ascii="Times New Roman" w:hAnsi="Times New Roman" w:cs="Times New Roman"/>
+          <w:color w:val="252525"/>
+          <w:sz w:val="28"/>
+          <w:szCs w:val="28"/>
           <w:shd w:val="clear" w:color="auto" w:fill="FFFFFF"/>
         </w:rPr>
         <w:t xml:space="preserve">При помощи </w:t>
@@ -2553,8 +2961,8 @@
         <w:rPr>
           <w:rFonts w:ascii="Times New Roman" w:hAnsi="Times New Roman" w:cs="Times New Roman"/>
           <w:color w:val="252525"/>
-          <w:sz w:val="24"/>
-          <w:szCs w:val="24"/>
+          <w:sz w:val="28"/>
+          <w:szCs w:val="28"/>
           <w:shd w:val="clear" w:color="auto" w:fill="FFFFFF"/>
           <w:lang w:val="en-US"/>
         </w:rPr>
@@ -2564,8 +2972,8 @@
         <w:rPr>
           <w:rFonts w:ascii="Times New Roman" w:hAnsi="Times New Roman" w:cs="Times New Roman"/>
           <w:color w:val="252525"/>
-          <w:sz w:val="24"/>
-          <w:szCs w:val="24"/>
+          <w:sz w:val="28"/>
+          <w:szCs w:val="28"/>
           <w:shd w:val="clear" w:color="auto" w:fill="FFFFFF"/>
         </w:rPr>
         <w:t>--</w:t>
@@ -2574,8 +2982,8 @@
         <w:rPr>
           <w:rFonts w:ascii="Times New Roman" w:hAnsi="Times New Roman" w:cs="Times New Roman"/>
           <w:color w:val="252525"/>
-          <w:sz w:val="24"/>
-          <w:szCs w:val="24"/>
+          <w:sz w:val="28"/>
+          <w:szCs w:val="28"/>
           <w:shd w:val="clear" w:color="auto" w:fill="FFFFFF"/>
           <w:lang w:val="en-US"/>
         </w:rPr>
@@ -2585,8 +2993,8 @@
         <w:rPr>
           <w:rFonts w:ascii="Times New Roman" w:hAnsi="Times New Roman" w:cs="Times New Roman"/>
           <w:color w:val="252525"/>
-          <w:sz w:val="24"/>
-          <w:szCs w:val="24"/>
+          <w:sz w:val="28"/>
+          <w:szCs w:val="28"/>
           <w:shd w:val="clear" w:color="auto" w:fill="FFFFFF"/>
         </w:rPr>
         <w:t xml:space="preserve">выведены все </w:t>
@@ -2596,8 +3004,8 @@
         <w:rPr>
           <w:rFonts w:ascii="Times New Roman" w:hAnsi="Times New Roman" w:cs="Times New Roman"/>
           <w:color w:val="252525"/>
-          <w:sz w:val="24"/>
-          <w:szCs w:val="24"/>
+          <w:sz w:val="28"/>
+          <w:szCs w:val="28"/>
           <w:shd w:val="clear" w:color="auto" w:fill="FFFFFF"/>
         </w:rPr>
         <w:t>коммиты</w:t>
@@ -2607,8 +3015,8 @@
         <w:rPr>
           <w:rFonts w:ascii="Times New Roman" w:hAnsi="Times New Roman" w:cs="Times New Roman"/>
           <w:color w:val="252525"/>
-          <w:sz w:val="24"/>
-          <w:szCs w:val="24"/>
+          <w:sz w:val="28"/>
+          <w:szCs w:val="28"/>
           <w:shd w:val="clear" w:color="auto" w:fill="FFFFFF"/>
         </w:rPr>
         <w:t>, содержащие указанную строку как подстроку.</w:t>
@@ -2624,8 +3032,8 @@
         <w:rPr>
           <w:rFonts w:ascii="Times New Roman" w:hAnsi="Times New Roman" w:cs="Times New Roman"/>
           <w:color w:val="252525"/>
-          <w:sz w:val="24"/>
-          <w:szCs w:val="24"/>
+          <w:sz w:val="28"/>
+          <w:szCs w:val="28"/>
           <w:shd w:val="clear" w:color="auto" w:fill="FFFFFF"/>
         </w:rPr>
       </w:pPr>
@@ -2639,14 +3047,17 @@
         <w:rPr>
           <w:rFonts w:ascii="Times New Roman" w:hAnsi="Times New Roman" w:cs="Times New Roman"/>
           <w:color w:val="252525"/>
-          <w:sz w:val="24"/>
-          <w:szCs w:val="24"/>
-          <w:shd w:val="clear" w:color="auto" w:fill="FFFFFF"/>
-        </w:rPr>
-      </w:pPr>
-      <w:r>
-        <w:rPr>
+          <w:sz w:val="28"/>
+          <w:szCs w:val="28"/>
+          <w:shd w:val="clear" w:color="auto" w:fill="FFFFFF"/>
+        </w:rPr>
+      </w:pPr>
+      <w:r>
+        <w:rPr>
+          <w:rFonts w:ascii="Times New Roman" w:hAnsi="Times New Roman" w:cs="Times New Roman"/>
           <w:noProof/>
+          <w:sz w:val="28"/>
+          <w:szCs w:val="28"/>
           <w:shd w:val="clear" w:color="auto" w:fill="FFFFFF"/>
         </w:rPr>
         <w:drawing>
@@ -2697,8 +3108,8 @@
         <w:rPr>
           <w:rFonts w:ascii="Times New Roman" w:hAnsi="Times New Roman" w:cs="Times New Roman"/>
           <w:color w:val="252525"/>
-          <w:sz w:val="24"/>
-          <w:szCs w:val="24"/>
+          <w:sz w:val="28"/>
+          <w:szCs w:val="28"/>
           <w:shd w:val="clear" w:color="auto" w:fill="FFFFFF"/>
           <w:lang w:val="en-US"/>
         </w:rPr>
@@ -2715,17 +3126,17 @@
         <w:rPr>
           <w:rFonts w:ascii="Times New Roman" w:hAnsi="Times New Roman" w:cs="Times New Roman"/>
           <w:color w:val="252525"/>
-          <w:sz w:val="24"/>
-          <w:szCs w:val="24"/>
-          <w:shd w:val="clear" w:color="auto" w:fill="FFFFFF"/>
-        </w:rPr>
-      </w:pPr>
-      <w:r>
-        <w:rPr>
-          <w:rFonts w:ascii="Times New Roman" w:hAnsi="Times New Roman" w:cs="Times New Roman"/>
-          <w:color w:val="252525"/>
-          <w:sz w:val="24"/>
-          <w:szCs w:val="24"/>
+          <w:sz w:val="28"/>
+          <w:szCs w:val="28"/>
+          <w:shd w:val="clear" w:color="auto" w:fill="FFFFFF"/>
+        </w:rPr>
+      </w:pPr>
+      <w:r>
+        <w:rPr>
+          <w:rFonts w:ascii="Times New Roman" w:hAnsi="Times New Roman" w:cs="Times New Roman"/>
+          <w:color w:val="252525"/>
+          <w:sz w:val="28"/>
+          <w:szCs w:val="28"/>
           <w:shd w:val="clear" w:color="auto" w:fill="FFFFFF"/>
         </w:rPr>
         <w:t xml:space="preserve">При помощи </w:t>
@@ -2734,8 +3145,8 @@
         <w:rPr>
           <w:rFonts w:ascii="Times New Roman" w:hAnsi="Times New Roman" w:cs="Times New Roman"/>
           <w:color w:val="252525"/>
-          <w:sz w:val="24"/>
-          <w:szCs w:val="24"/>
+          <w:sz w:val="28"/>
+          <w:szCs w:val="28"/>
           <w:shd w:val="clear" w:color="auto" w:fill="FFFFFF"/>
           <w:lang w:val="en-US"/>
         </w:rPr>
@@ -2745,8 +3156,8 @@
         <w:rPr>
           <w:rFonts w:ascii="Times New Roman" w:hAnsi="Times New Roman" w:cs="Times New Roman"/>
           <w:color w:val="252525"/>
-          <w:sz w:val="24"/>
-          <w:szCs w:val="24"/>
+          <w:sz w:val="28"/>
+          <w:szCs w:val="28"/>
           <w:shd w:val="clear" w:color="auto" w:fill="FFFFFF"/>
         </w:rPr>
         <w:t xml:space="preserve">выведены различия между </w:t>
@@ -2756,8 +3167,8 @@
         <w:rPr>
           <w:rFonts w:ascii="Times New Roman" w:hAnsi="Times New Roman" w:cs="Times New Roman"/>
           <w:color w:val="252525"/>
-          <w:sz w:val="24"/>
-          <w:szCs w:val="24"/>
+          <w:sz w:val="28"/>
+          <w:szCs w:val="28"/>
           <w:shd w:val="clear" w:color="auto" w:fill="FFFFFF"/>
         </w:rPr>
         <w:t>коммитами</w:t>
@@ -2767,8 +3178,8 @@
         <w:rPr>
           <w:rFonts w:ascii="Times New Roman" w:hAnsi="Times New Roman" w:cs="Times New Roman"/>
           <w:color w:val="252525"/>
-          <w:sz w:val="24"/>
-          <w:szCs w:val="24"/>
+          <w:sz w:val="28"/>
+          <w:szCs w:val="28"/>
           <w:shd w:val="clear" w:color="auto" w:fill="FFFFFF"/>
         </w:rPr>
         <w:t>.</w:t>
@@ -2785,8 +3196,8 @@
         <w:rPr>
           <w:rFonts w:ascii="Times New Roman" w:hAnsi="Times New Roman" w:cs="Times New Roman"/>
           <w:color w:val="252525"/>
-          <w:sz w:val="24"/>
-          <w:szCs w:val="24"/>
+          <w:sz w:val="28"/>
+          <w:szCs w:val="28"/>
           <w:shd w:val="clear" w:color="auto" w:fill="FFFFFF"/>
           <w:lang w:val="en-US"/>
         </w:rPr>
@@ -2802,8 +3213,8 @@
         <w:rPr>
           <w:rFonts w:ascii="Times New Roman" w:hAnsi="Times New Roman" w:cs="Times New Roman"/>
           <w:color w:val="252525"/>
-          <w:sz w:val="24"/>
-          <w:szCs w:val="24"/>
+          <w:sz w:val="28"/>
+          <w:szCs w:val="28"/>
           <w:shd w:val="clear" w:color="auto" w:fill="FFFFFF"/>
           <w:lang w:val="en-US"/>
         </w:rPr>
@@ -2813,8 +3224,8 @@
           <w:rFonts w:ascii="Times New Roman" w:hAnsi="Times New Roman" w:cs="Times New Roman"/>
           <w:noProof/>
           <w:color w:val="252525"/>
-          <w:sz w:val="24"/>
-          <w:szCs w:val="24"/>
+          <w:sz w:val="28"/>
+          <w:szCs w:val="28"/>
           <w:shd w:val="clear" w:color="auto" w:fill="FFFFFF"/>
         </w:rPr>
         <w:lastRenderedPageBreak/>
@@ -2865,8 +3276,8 @@
         <w:rPr>
           <w:rFonts w:ascii="Times New Roman" w:hAnsi="Times New Roman" w:cs="Times New Roman"/>
           <w:color w:val="252525"/>
-          <w:sz w:val="24"/>
-          <w:szCs w:val="24"/>
+          <w:sz w:val="28"/>
+          <w:szCs w:val="28"/>
           <w:shd w:val="clear" w:color="auto" w:fill="FFFFFF"/>
           <w:lang w:val="en-US"/>
         </w:rPr>
@@ -2882,17 +3293,17 @@
         <w:rPr>
           <w:rFonts w:ascii="Times New Roman" w:hAnsi="Times New Roman" w:cs="Times New Roman"/>
           <w:color w:val="252525"/>
-          <w:sz w:val="24"/>
-          <w:szCs w:val="24"/>
-          <w:shd w:val="clear" w:color="auto" w:fill="FFFFFF"/>
-        </w:rPr>
-      </w:pPr>
-      <w:r>
-        <w:rPr>
-          <w:rFonts w:ascii="Times New Roman" w:hAnsi="Times New Roman" w:cs="Times New Roman"/>
-          <w:color w:val="252525"/>
-          <w:sz w:val="24"/>
-          <w:szCs w:val="24"/>
+          <w:sz w:val="28"/>
+          <w:szCs w:val="28"/>
+          <w:shd w:val="clear" w:color="auto" w:fill="FFFFFF"/>
+        </w:rPr>
+      </w:pPr>
+      <w:r>
+        <w:rPr>
+          <w:rFonts w:ascii="Times New Roman" w:hAnsi="Times New Roman" w:cs="Times New Roman"/>
+          <w:color w:val="252525"/>
+          <w:sz w:val="28"/>
+          <w:szCs w:val="28"/>
           <w:shd w:val="clear" w:color="auto" w:fill="FFFFFF"/>
         </w:rPr>
         <w:t xml:space="preserve">Флаг </w:t>
@@ -2902,8 +3313,8 @@
         <w:rPr>
           <w:rFonts w:ascii="Times New Roman" w:hAnsi="Times New Roman" w:cs="Times New Roman"/>
           <w:color w:val="252525"/>
-          <w:sz w:val="24"/>
-          <w:szCs w:val="24"/>
+          <w:sz w:val="28"/>
+          <w:szCs w:val="28"/>
           <w:shd w:val="clear" w:color="auto" w:fill="FFFFFF"/>
           <w:lang w:val="en-US"/>
         </w:rPr>
@@ -2914,8 +3325,8 @@
         <w:rPr>
           <w:rFonts w:ascii="Times New Roman" w:hAnsi="Times New Roman" w:cs="Times New Roman"/>
           <w:color w:val="252525"/>
-          <w:sz w:val="24"/>
-          <w:szCs w:val="24"/>
+          <w:sz w:val="28"/>
+          <w:szCs w:val="28"/>
           <w:shd w:val="clear" w:color="auto" w:fill="FFFFFF"/>
           <w:lang w:val="en-US"/>
         </w:rPr>
@@ -2925,8 +3336,8 @@
         <w:rPr>
           <w:rFonts w:ascii="Times New Roman" w:hAnsi="Times New Roman" w:cs="Times New Roman"/>
           <w:color w:val="252525"/>
-          <w:sz w:val="24"/>
-          <w:szCs w:val="24"/>
+          <w:sz w:val="28"/>
+          <w:szCs w:val="28"/>
           <w:shd w:val="clear" w:color="auto" w:fill="FFFFFF"/>
         </w:rPr>
         <w:t xml:space="preserve">выводит краткие сведения о </w:t>
@@ -2936,8 +3347,8 @@
         <w:rPr>
           <w:rFonts w:ascii="Times New Roman" w:hAnsi="Times New Roman" w:cs="Times New Roman"/>
           <w:color w:val="252525"/>
-          <w:sz w:val="24"/>
-          <w:szCs w:val="24"/>
+          <w:sz w:val="28"/>
+          <w:szCs w:val="28"/>
           <w:shd w:val="clear" w:color="auto" w:fill="FFFFFF"/>
         </w:rPr>
         <w:t>коммитах</w:t>
@@ -2947,8 +3358,8 @@
         <w:rPr>
           <w:rFonts w:ascii="Times New Roman" w:hAnsi="Times New Roman" w:cs="Times New Roman"/>
           <w:color w:val="252525"/>
-          <w:sz w:val="24"/>
-          <w:szCs w:val="24"/>
+          <w:sz w:val="28"/>
+          <w:szCs w:val="28"/>
           <w:shd w:val="clear" w:color="auto" w:fill="FFFFFF"/>
         </w:rPr>
         <w:t xml:space="preserve"> (</w:t>
@@ -2958,8 +3369,8 @@
         <w:rPr>
           <w:rFonts w:ascii="Times New Roman" w:hAnsi="Times New Roman" w:cs="Times New Roman"/>
           <w:color w:val="252525"/>
-          <w:sz w:val="24"/>
-          <w:szCs w:val="24"/>
+          <w:sz w:val="28"/>
+          <w:szCs w:val="28"/>
           <w:shd w:val="clear" w:color="auto" w:fill="FFFFFF"/>
         </w:rPr>
         <w:t>хеш</w:t>
@@ -2969,8 +3380,8 @@
         <w:rPr>
           <w:rFonts w:ascii="Times New Roman" w:hAnsi="Times New Roman" w:cs="Times New Roman"/>
           <w:color w:val="252525"/>
-          <w:sz w:val="24"/>
-          <w:szCs w:val="24"/>
+          <w:sz w:val="28"/>
+          <w:szCs w:val="28"/>
           <w:shd w:val="clear" w:color="auto" w:fill="FFFFFF"/>
         </w:rPr>
         <w:t>, дата, автор, название, изменения).</w:t>
@@ -2979,8 +3390,8 @@
         <w:rPr>
           <w:rFonts w:ascii="Times New Roman" w:hAnsi="Times New Roman" w:cs="Times New Roman"/>
           <w:color w:val="252525"/>
-          <w:sz w:val="24"/>
-          <w:szCs w:val="24"/>
+          <w:sz w:val="28"/>
+          <w:szCs w:val="28"/>
           <w:shd w:val="clear" w:color="auto" w:fill="FFFFFF"/>
           <w:lang w:val="en-US"/>
         </w:rPr>
@@ -2990,8 +3401,8 @@
         <w:rPr>
           <w:rFonts w:ascii="Times New Roman" w:hAnsi="Times New Roman" w:cs="Times New Roman"/>
           <w:color w:val="252525"/>
-          <w:sz w:val="24"/>
-          <w:szCs w:val="24"/>
+          <w:sz w:val="28"/>
+          <w:szCs w:val="28"/>
           <w:shd w:val="clear" w:color="auto" w:fill="FFFFFF"/>
         </w:rPr>
         <w:t xml:space="preserve">При добавлении флага </w:t>
@@ -3000,8 +3411,8 @@
         <w:rPr>
           <w:rFonts w:ascii="Times New Roman" w:hAnsi="Times New Roman" w:cs="Times New Roman"/>
           <w:color w:val="252525"/>
-          <w:sz w:val="24"/>
-          <w:szCs w:val="24"/>
+          <w:sz w:val="28"/>
+          <w:szCs w:val="28"/>
           <w:shd w:val="clear" w:color="auto" w:fill="FFFFFF"/>
           <w:lang w:val="en-US"/>
         </w:rPr>
@@ -3012,8 +3423,8 @@
         <w:rPr>
           <w:rFonts w:ascii="Times New Roman" w:hAnsi="Times New Roman" w:cs="Times New Roman"/>
           <w:color w:val="252525"/>
-          <w:sz w:val="24"/>
-          <w:szCs w:val="24"/>
+          <w:sz w:val="28"/>
+          <w:szCs w:val="28"/>
           <w:shd w:val="clear" w:color="auto" w:fill="FFFFFF"/>
           <w:lang w:val="en-US"/>
         </w:rPr>
@@ -3024,8 +3435,8 @@
         <w:rPr>
           <w:rFonts w:ascii="Times New Roman" w:hAnsi="Times New Roman" w:cs="Times New Roman"/>
           <w:color w:val="252525"/>
-          <w:sz w:val="24"/>
-          <w:szCs w:val="24"/>
+          <w:sz w:val="28"/>
+          <w:szCs w:val="28"/>
           <w:shd w:val="clear" w:color="auto" w:fill="FFFFFF"/>
           <w:lang w:val="en-US"/>
         </w:rPr>
@@ -3035,8 +3446,8 @@
         <w:rPr>
           <w:rFonts w:ascii="Times New Roman" w:hAnsi="Times New Roman" w:cs="Times New Roman"/>
           <w:color w:val="252525"/>
-          <w:sz w:val="24"/>
-          <w:szCs w:val="24"/>
+          <w:sz w:val="28"/>
+          <w:szCs w:val="28"/>
           <w:shd w:val="clear" w:color="auto" w:fill="FFFFFF"/>
         </w:rPr>
         <w:t>содержимое выводится в более краткой форме, включая только количество изменений, вставок и удалений.</w:t>
@@ -3053,8 +3464,8 @@
         <w:rPr>
           <w:rFonts w:ascii="Times New Roman" w:hAnsi="Times New Roman" w:cs="Times New Roman"/>
           <w:color w:val="252525"/>
-          <w:sz w:val="24"/>
-          <w:szCs w:val="24"/>
+          <w:sz w:val="28"/>
+          <w:szCs w:val="28"/>
           <w:shd w:val="clear" w:color="auto" w:fill="FFFFFF"/>
           <w:lang w:val="en-US"/>
         </w:rPr>
@@ -3064,8 +3475,8 @@
           <w:rFonts w:ascii="Times New Roman" w:hAnsi="Times New Roman" w:cs="Times New Roman"/>
           <w:noProof/>
           <w:color w:val="252525"/>
-          <w:sz w:val="24"/>
-          <w:szCs w:val="24"/>
+          <w:sz w:val="28"/>
+          <w:szCs w:val="28"/>
           <w:shd w:val="clear" w:color="auto" w:fill="FFFFFF"/>
           <w:lang w:val="en-US"/>
         </w:rPr>
@@ -3111,8 +3522,8 @@
           <w:rFonts w:ascii="Times New Roman" w:hAnsi="Times New Roman" w:cs="Times New Roman"/>
           <w:noProof/>
           <w:color w:val="252525"/>
-          <w:sz w:val="24"/>
-          <w:szCs w:val="24"/>
+          <w:sz w:val="28"/>
+          <w:szCs w:val="28"/>
           <w:shd w:val="clear" w:color="auto" w:fill="FFFFFF"/>
           <w:lang w:val="en-US"/>
         </w:rPr>
@@ -3164,8 +3575,8 @@
         <w:rPr>
           <w:rFonts w:ascii="Times New Roman" w:hAnsi="Times New Roman" w:cs="Times New Roman"/>
           <w:color w:val="252525"/>
-          <w:sz w:val="24"/>
-          <w:szCs w:val="24"/>
+          <w:sz w:val="28"/>
+          <w:szCs w:val="28"/>
           <w:shd w:val="clear" w:color="auto" w:fill="FFFFFF"/>
           <w:lang w:val="en-US"/>
         </w:rPr>
@@ -3182,17 +3593,17 @@
         <w:rPr>
           <w:rFonts w:ascii="Times New Roman" w:hAnsi="Times New Roman" w:cs="Times New Roman"/>
           <w:color w:val="252525"/>
-          <w:sz w:val="24"/>
-          <w:szCs w:val="24"/>
-          <w:shd w:val="clear" w:color="auto" w:fill="FFFFFF"/>
-        </w:rPr>
-      </w:pPr>
-      <w:r>
-        <w:rPr>
-          <w:rFonts w:ascii="Times New Roman" w:hAnsi="Times New Roman" w:cs="Times New Roman"/>
-          <w:color w:val="252525"/>
-          <w:sz w:val="24"/>
-          <w:szCs w:val="24"/>
+          <w:sz w:val="28"/>
+          <w:szCs w:val="28"/>
+          <w:shd w:val="clear" w:color="auto" w:fill="FFFFFF"/>
+        </w:rPr>
+      </w:pPr>
+      <w:r>
+        <w:rPr>
+          <w:rFonts w:ascii="Times New Roman" w:hAnsi="Times New Roman" w:cs="Times New Roman"/>
+          <w:color w:val="252525"/>
+          <w:sz w:val="28"/>
+          <w:szCs w:val="28"/>
           <w:shd w:val="clear" w:color="auto" w:fill="FFFFFF"/>
         </w:rPr>
         <w:t>Флаг</w:t>
@@ -3201,8 +3612,8 @@
         <w:rPr>
           <w:rFonts w:ascii="Times New Roman" w:hAnsi="Times New Roman" w:cs="Times New Roman"/>
           <w:color w:val="252525"/>
-          <w:sz w:val="24"/>
-          <w:szCs w:val="24"/>
+          <w:sz w:val="28"/>
+          <w:szCs w:val="28"/>
           <w:shd w:val="clear" w:color="auto" w:fill="FFFFFF"/>
           <w:lang w:val="en-US"/>
         </w:rPr>
@@ -3212,8 +3623,8 @@
         <w:rPr>
           <w:rFonts w:ascii="Times New Roman" w:hAnsi="Times New Roman" w:cs="Times New Roman"/>
           <w:color w:val="252525"/>
-          <w:sz w:val="24"/>
-          <w:szCs w:val="24"/>
+          <w:sz w:val="28"/>
+          <w:szCs w:val="28"/>
           <w:shd w:val="clear" w:color="auto" w:fill="FFFFFF"/>
         </w:rPr>
         <w:t>выводит названия измененных файлов.</w:t>
@@ -3230,8 +3641,8 @@
         <w:rPr>
           <w:rFonts w:ascii="Times New Roman" w:hAnsi="Times New Roman" w:cs="Times New Roman"/>
           <w:color w:val="252525"/>
-          <w:sz w:val="24"/>
-          <w:szCs w:val="24"/>
+          <w:sz w:val="28"/>
+          <w:szCs w:val="28"/>
           <w:shd w:val="clear" w:color="auto" w:fill="FFFFFF"/>
           <w:lang w:val="en-US"/>
         </w:rPr>
@@ -3248,8 +3659,8 @@
         <w:rPr>
           <w:rFonts w:ascii="Times New Roman" w:hAnsi="Times New Roman" w:cs="Times New Roman"/>
           <w:color w:val="252525"/>
-          <w:sz w:val="24"/>
-          <w:szCs w:val="24"/>
+          <w:sz w:val="28"/>
+          <w:szCs w:val="28"/>
           <w:shd w:val="clear" w:color="auto" w:fill="FFFFFF"/>
           <w:lang w:val="en-US"/>
         </w:rPr>
@@ -3259,8 +3670,8 @@
           <w:rFonts w:ascii="Times New Roman" w:hAnsi="Times New Roman" w:cs="Times New Roman"/>
           <w:noProof/>
           <w:color w:val="252525"/>
-          <w:sz w:val="24"/>
-          <w:szCs w:val="24"/>
+          <w:sz w:val="28"/>
+          <w:szCs w:val="28"/>
           <w:shd w:val="clear" w:color="auto" w:fill="FFFFFF"/>
           <w:lang w:val="en-US"/>
         </w:rPr>
@@ -3313,8 +3724,8 @@
         <w:rPr>
           <w:rFonts w:ascii="Times New Roman" w:hAnsi="Times New Roman" w:cs="Times New Roman"/>
           <w:color w:val="252525"/>
-          <w:sz w:val="24"/>
-          <w:szCs w:val="24"/>
+          <w:sz w:val="28"/>
+          <w:szCs w:val="28"/>
           <w:shd w:val="clear" w:color="auto" w:fill="FFFFFF"/>
           <w:lang w:val="en-US"/>
         </w:rPr>
@@ -3325,12 +3736,16 @@
         <w:pStyle w:val="a5"/>
         <w:rPr>
           <w:color w:val="252525"/>
-          <w:shd w:val="clear" w:color="auto" w:fill="FFFFFF"/>
-        </w:rPr>
-      </w:pPr>
-      <w:r>
-        <w:rPr>
-          <w:color w:val="252525"/>
+          <w:sz w:val="28"/>
+          <w:szCs w:val="28"/>
+          <w:shd w:val="clear" w:color="auto" w:fill="FFFFFF"/>
+        </w:rPr>
+      </w:pPr>
+      <w:r>
+        <w:rPr>
+          <w:color w:val="252525"/>
+          <w:sz w:val="28"/>
+          <w:szCs w:val="28"/>
           <w:shd w:val="clear" w:color="auto" w:fill="FFFFFF"/>
           <w:lang w:val="en-US"/>
         </w:rPr>
@@ -3339,6 +3754,8 @@
       <w:r>
         <w:rPr>
           <w:color w:val="252525"/>
+          <w:sz w:val="28"/>
+          <w:szCs w:val="28"/>
           <w:shd w:val="clear" w:color="auto" w:fill="FFFFFF"/>
         </w:rPr>
         <w:t xml:space="preserve">выводит информацию о </w:t>
@@ -3346,6 +3763,8 @@
       <w:r>
         <w:rPr>
           <w:color w:val="252525"/>
+          <w:sz w:val="28"/>
+          <w:szCs w:val="28"/>
           <w:shd w:val="clear" w:color="auto" w:fill="FFFFFF"/>
         </w:rPr>
         <w:t xml:space="preserve">файлах, измененных </w:t>
@@ -3354,6 +3773,8 @@
       <w:r>
         <w:rPr>
           <w:color w:val="252525"/>
+          <w:sz w:val="28"/>
+          <w:szCs w:val="28"/>
           <w:shd w:val="clear" w:color="auto" w:fill="FFFFFF"/>
         </w:rPr>
         <w:t>коммитом</w:t>
@@ -3362,6 +3783,8 @@
       <w:r>
         <w:rPr>
           <w:color w:val="252525"/>
+          <w:sz w:val="28"/>
+          <w:szCs w:val="28"/>
           <w:shd w:val="clear" w:color="auto" w:fill="FFFFFF"/>
         </w:rPr>
         <w:t xml:space="preserve">, и их </w:t>
@@ -3370,6 +3793,8 @@
       <w:r>
         <w:rPr>
           <w:color w:val="252525"/>
+          <w:sz w:val="28"/>
+          <w:szCs w:val="28"/>
           <w:shd w:val="clear" w:color="auto" w:fill="FFFFFF"/>
         </w:rPr>
         <w:t>сосотяния</w:t>
@@ -3378,6 +3803,8 @@
       <w:r>
         <w:rPr>
           <w:color w:val="252525"/>
+          <w:sz w:val="28"/>
+          <w:szCs w:val="28"/>
           <w:shd w:val="clear" w:color="auto" w:fill="FFFFFF"/>
         </w:rPr>
         <w:t>. Причем</w:t>
@@ -3390,10 +3817,16 @@
           <w:ilvl w:val="0"/>
           <w:numId w:val="3"/>
         </w:numPr>
+        <w:rPr>
+          <w:sz w:val="28"/>
+          <w:szCs w:val="28"/>
+        </w:rPr>
       </w:pPr>
       <w:r>
         <w:rPr>
           <w:rStyle w:val="a6"/>
+          <w:sz w:val="28"/>
+          <w:szCs w:val="28"/>
         </w:rPr>
         <w:t>A (</w:t>
       </w:r>
@@ -3401,6 +3834,8 @@
       <w:r>
         <w:rPr>
           <w:rStyle w:val="a6"/>
+          <w:sz w:val="28"/>
+          <w:szCs w:val="28"/>
         </w:rPr>
         <w:t>Added</w:t>
       </w:r>
@@ -3408,10 +3843,16 @@
       <w:r>
         <w:rPr>
           <w:rStyle w:val="a6"/>
+          <w:sz w:val="28"/>
+          <w:szCs w:val="28"/>
         </w:rPr>
         <w:t>)</w:t>
       </w:r>
       <w:r>
+        <w:rPr>
+          <w:sz w:val="28"/>
+          <w:szCs w:val="28"/>
+        </w:rPr>
         <w:t>: Файл был добавлен в репозиторий.</w:t>
       </w:r>
     </w:p>
@@ -3422,10 +3863,16 @@
           <w:ilvl w:val="0"/>
           <w:numId w:val="3"/>
         </w:numPr>
+        <w:rPr>
+          <w:sz w:val="28"/>
+          <w:szCs w:val="28"/>
+        </w:rPr>
       </w:pPr>
       <w:r>
         <w:rPr>
           <w:rStyle w:val="a6"/>
+          <w:sz w:val="28"/>
+          <w:szCs w:val="28"/>
         </w:rPr>
         <w:t>M (</w:t>
       </w:r>
@@ -3433,6 +3880,8 @@
       <w:r>
         <w:rPr>
           <w:rStyle w:val="a6"/>
+          <w:sz w:val="28"/>
+          <w:szCs w:val="28"/>
         </w:rPr>
         <w:t>Modified</w:t>
       </w:r>
@@ -3440,10 +3889,16 @@
       <w:r>
         <w:rPr>
           <w:rStyle w:val="a6"/>
+          <w:sz w:val="28"/>
+          <w:szCs w:val="28"/>
         </w:rPr>
         <w:t>)</w:t>
       </w:r>
       <w:r>
+        <w:rPr>
+          <w:sz w:val="28"/>
+          <w:szCs w:val="28"/>
+        </w:rPr>
         <w:t>: Файл был изменен.</w:t>
       </w:r>
     </w:p>
@@ -3454,10 +3909,16 @@
           <w:ilvl w:val="0"/>
           <w:numId w:val="3"/>
         </w:numPr>
+        <w:rPr>
+          <w:sz w:val="28"/>
+          <w:szCs w:val="28"/>
+        </w:rPr>
       </w:pPr>
       <w:r>
         <w:rPr>
           <w:rStyle w:val="a6"/>
+          <w:sz w:val="28"/>
+          <w:szCs w:val="28"/>
         </w:rPr>
         <w:t>D (</w:t>
       </w:r>
@@ -3465,6 +3926,8 @@
       <w:r>
         <w:rPr>
           <w:rStyle w:val="a6"/>
+          <w:sz w:val="28"/>
+          <w:szCs w:val="28"/>
         </w:rPr>
         <w:t>Deleted</w:t>
       </w:r>
@@ -3472,10 +3935,16 @@
       <w:r>
         <w:rPr>
           <w:rStyle w:val="a6"/>
+          <w:sz w:val="28"/>
+          <w:szCs w:val="28"/>
         </w:rPr>
         <w:t>)</w:t>
       </w:r>
       <w:r>
+        <w:rPr>
+          <w:sz w:val="28"/>
+          <w:szCs w:val="28"/>
+        </w:rPr>
         <w:t>: Файл был удален.</w:t>
       </w:r>
     </w:p>
@@ -3486,10 +3955,16 @@
           <w:ilvl w:val="0"/>
           <w:numId w:val="3"/>
         </w:numPr>
+        <w:rPr>
+          <w:sz w:val="28"/>
+          <w:szCs w:val="28"/>
+        </w:rPr>
       </w:pPr>
       <w:r>
         <w:rPr>
           <w:rStyle w:val="a6"/>
+          <w:sz w:val="28"/>
+          <w:szCs w:val="28"/>
         </w:rPr>
         <w:t>R (</w:t>
       </w:r>
@@ -3497,6 +3972,8 @@
       <w:r>
         <w:rPr>
           <w:rStyle w:val="a6"/>
+          <w:sz w:val="28"/>
+          <w:szCs w:val="28"/>
         </w:rPr>
         <w:t>Renamed</w:t>
       </w:r>
@@ -3504,10 +3981,16 @@
       <w:r>
         <w:rPr>
           <w:rStyle w:val="a6"/>
+          <w:sz w:val="28"/>
+          <w:szCs w:val="28"/>
         </w:rPr>
         <w:t>)</w:t>
       </w:r>
       <w:r>
+        <w:rPr>
+          <w:sz w:val="28"/>
+          <w:szCs w:val="28"/>
+        </w:rPr>
         <w:t>: Файл был переименован.</w:t>
       </w:r>
     </w:p>
@@ -3518,10 +4001,16 @@
           <w:ilvl w:val="0"/>
           <w:numId w:val="3"/>
         </w:numPr>
+        <w:rPr>
+          <w:sz w:val="28"/>
+          <w:szCs w:val="28"/>
+        </w:rPr>
       </w:pPr>
       <w:r>
         <w:rPr>
           <w:rStyle w:val="a6"/>
+          <w:sz w:val="28"/>
+          <w:szCs w:val="28"/>
         </w:rPr>
         <w:t>C (</w:t>
       </w:r>
@@ -3529,6 +4018,8 @@
       <w:r>
         <w:rPr>
           <w:rStyle w:val="a6"/>
+          <w:sz w:val="28"/>
+          <w:szCs w:val="28"/>
         </w:rPr>
         <w:t>Copied</w:t>
       </w:r>
@@ -3536,10 +4027,16 @@
       <w:r>
         <w:rPr>
           <w:rStyle w:val="a6"/>
+          <w:sz w:val="28"/>
+          <w:szCs w:val="28"/>
         </w:rPr>
         <w:t>)</w:t>
       </w:r>
       <w:r>
+        <w:rPr>
+          <w:sz w:val="28"/>
+          <w:szCs w:val="28"/>
+        </w:rPr>
         <w:t>: Файл был скопирован из другого файла.</w:t>
       </w:r>
     </w:p>
@@ -3550,10 +4047,16 @@
           <w:ilvl w:val="0"/>
           <w:numId w:val="3"/>
         </w:numPr>
+        <w:rPr>
+          <w:sz w:val="28"/>
+          <w:szCs w:val="28"/>
+        </w:rPr>
       </w:pPr>
       <w:r>
         <w:rPr>
           <w:rStyle w:val="a6"/>
+          <w:sz w:val="28"/>
+          <w:szCs w:val="28"/>
         </w:rPr>
         <w:t>T (</w:t>
       </w:r>
@@ -3561,6 +4064,8 @@
       <w:r>
         <w:rPr>
           <w:rStyle w:val="a6"/>
+          <w:sz w:val="28"/>
+          <w:szCs w:val="28"/>
         </w:rPr>
         <w:t>Type</w:t>
       </w:r>
@@ -3568,6 +4073,8 @@
       <w:r>
         <w:rPr>
           <w:rStyle w:val="a6"/>
+          <w:sz w:val="28"/>
+          <w:szCs w:val="28"/>
         </w:rPr>
         <w:t xml:space="preserve"> </w:t>
       </w:r>
@@ -3575,6 +4082,8 @@
       <w:r>
         <w:rPr>
           <w:rStyle w:val="a6"/>
+          <w:sz w:val="28"/>
+          <w:szCs w:val="28"/>
         </w:rPr>
         <w:t>change</w:t>
       </w:r>
@@ -3582,10 +4091,16 @@
       <w:r>
         <w:rPr>
           <w:rStyle w:val="a6"/>
+          <w:sz w:val="28"/>
+          <w:szCs w:val="28"/>
         </w:rPr>
         <w:t>)</w:t>
       </w:r>
       <w:r>
+        <w:rPr>
+          <w:sz w:val="28"/>
+          <w:szCs w:val="28"/>
+        </w:rPr>
         <w:t>: Тип файла был изменен (например, из обычного файла в символическую ссылку).</w:t>
       </w:r>
     </w:p>
@@ -3600,8 +4115,8 @@
         <w:rPr>
           <w:rFonts w:ascii="Times New Roman" w:hAnsi="Times New Roman" w:cs="Times New Roman"/>
           <w:color w:val="252525"/>
-          <w:sz w:val="24"/>
-          <w:szCs w:val="24"/>
+          <w:sz w:val="28"/>
+          <w:szCs w:val="28"/>
           <w:shd w:val="clear" w:color="auto" w:fill="FFFFFF"/>
           <w:lang w:val="en-US"/>
         </w:rPr>
@@ -3618,8 +4133,8 @@
         <w:rPr>
           <w:rFonts w:ascii="Times New Roman" w:hAnsi="Times New Roman" w:cs="Times New Roman"/>
           <w:color w:val="252525"/>
-          <w:sz w:val="24"/>
-          <w:szCs w:val="24"/>
+          <w:sz w:val="28"/>
+          <w:szCs w:val="28"/>
           <w:shd w:val="clear" w:color="auto" w:fill="FFFFFF"/>
           <w:lang w:val="en-US"/>
         </w:rPr>
@@ -3629,8 +4144,8 @@
           <w:rFonts w:ascii="Times New Roman" w:hAnsi="Times New Roman" w:cs="Times New Roman"/>
           <w:noProof/>
           <w:color w:val="252525"/>
-          <w:sz w:val="24"/>
-          <w:szCs w:val="24"/>
+          <w:sz w:val="28"/>
+          <w:szCs w:val="28"/>
           <w:shd w:val="clear" w:color="auto" w:fill="FFFFFF"/>
           <w:lang w:val="en-US"/>
         </w:rPr>
@@ -3683,8 +4198,8 @@
         <w:rPr>
           <w:rFonts w:ascii="Times New Roman" w:hAnsi="Times New Roman" w:cs="Times New Roman"/>
           <w:color w:val="252525"/>
-          <w:sz w:val="24"/>
-          <w:szCs w:val="24"/>
+          <w:sz w:val="28"/>
+          <w:szCs w:val="28"/>
           <w:shd w:val="clear" w:color="auto" w:fill="FFFFFF"/>
           <w:lang w:val="en-US"/>
         </w:rPr>
@@ -3701,17 +4216,17 @@
         <w:rPr>
           <w:rFonts w:ascii="Times New Roman" w:hAnsi="Times New Roman" w:cs="Times New Roman"/>
           <w:color w:val="252525"/>
-          <w:sz w:val="24"/>
-          <w:szCs w:val="24"/>
-          <w:shd w:val="clear" w:color="auto" w:fill="FFFFFF"/>
-        </w:rPr>
-      </w:pPr>
-      <w:r>
-        <w:rPr>
-          <w:rFonts w:ascii="Times New Roman" w:hAnsi="Times New Roman" w:cs="Times New Roman"/>
-          <w:color w:val="252525"/>
-          <w:sz w:val="24"/>
-          <w:szCs w:val="24"/>
+          <w:sz w:val="28"/>
+          <w:szCs w:val="28"/>
+          <w:shd w:val="clear" w:color="auto" w:fill="FFFFFF"/>
+        </w:rPr>
+      </w:pPr>
+      <w:r>
+        <w:rPr>
+          <w:rFonts w:ascii="Times New Roman" w:hAnsi="Times New Roman" w:cs="Times New Roman"/>
+          <w:color w:val="252525"/>
+          <w:sz w:val="28"/>
+          <w:szCs w:val="28"/>
           <w:shd w:val="clear" w:color="auto" w:fill="FFFFFF"/>
           <w:lang w:val="en-US"/>
         </w:rPr>
@@ -3721,8 +4236,8 @@
         <w:rPr>
           <w:rFonts w:ascii="Times New Roman" w:hAnsi="Times New Roman" w:cs="Times New Roman"/>
           <w:color w:val="252525"/>
-          <w:sz w:val="24"/>
-          <w:szCs w:val="24"/>
+          <w:sz w:val="28"/>
+          <w:szCs w:val="28"/>
           <w:shd w:val="clear" w:color="auto" w:fill="FFFFFF"/>
         </w:rPr>
         <w:t xml:space="preserve">выводит дату </w:t>
@@ -3732,8 +4247,8 @@
         <w:rPr>
           <w:rFonts w:ascii="Times New Roman" w:hAnsi="Times New Roman" w:cs="Times New Roman"/>
           <w:color w:val="252525"/>
-          <w:sz w:val="24"/>
-          <w:szCs w:val="24"/>
+          <w:sz w:val="28"/>
+          <w:szCs w:val="28"/>
           <w:shd w:val="clear" w:color="auto" w:fill="FFFFFF"/>
         </w:rPr>
         <w:t>коммитов</w:t>
@@ -3743,8 +4258,8 @@
         <w:rPr>
           <w:rFonts w:ascii="Times New Roman" w:hAnsi="Times New Roman" w:cs="Times New Roman"/>
           <w:color w:val="252525"/>
-          <w:sz w:val="24"/>
-          <w:szCs w:val="24"/>
+          <w:sz w:val="28"/>
+          <w:szCs w:val="28"/>
           <w:shd w:val="clear" w:color="auto" w:fill="FFFFFF"/>
         </w:rPr>
         <w:t xml:space="preserve"> в относительном формате (сколько времени прошло с момента </w:t>
@@ -3754,8 +4269,8 @@
         <w:rPr>
           <w:rFonts w:ascii="Times New Roman" w:hAnsi="Times New Roman" w:cs="Times New Roman"/>
           <w:color w:val="252525"/>
-          <w:sz w:val="24"/>
-          <w:szCs w:val="24"/>
+          <w:sz w:val="28"/>
+          <w:szCs w:val="28"/>
           <w:shd w:val="clear" w:color="auto" w:fill="FFFFFF"/>
         </w:rPr>
         <w:t>коммита</w:t>
@@ -3765,8 +4280,8 @@
         <w:rPr>
           <w:rFonts w:ascii="Times New Roman" w:hAnsi="Times New Roman" w:cs="Times New Roman"/>
           <w:color w:val="252525"/>
-          <w:sz w:val="24"/>
-          <w:szCs w:val="24"/>
+          <w:sz w:val="28"/>
+          <w:szCs w:val="28"/>
           <w:shd w:val="clear" w:color="auto" w:fill="FFFFFF"/>
         </w:rPr>
         <w:t xml:space="preserve"> до настоящего времени).</w:t>
@@ -3783,8 +4298,8 @@
         <w:rPr>
           <w:rFonts w:ascii="Times New Roman" w:hAnsi="Times New Roman" w:cs="Times New Roman"/>
           <w:color w:val="252525"/>
-          <w:sz w:val="24"/>
-          <w:szCs w:val="24"/>
+          <w:sz w:val="28"/>
+          <w:szCs w:val="28"/>
           <w:shd w:val="clear" w:color="auto" w:fill="FFFFFF"/>
           <w:lang w:val="en-US"/>
         </w:rPr>
@@ -3797,46 +4312,35 @@
           <w:tab w:val="left" w:pos="567"/>
         </w:tabs>
         <w:ind w:left="0"/>
-        <w:jc w:val="both"/>
-        <w:rPr>
-          <w:rFonts w:ascii="Times New Roman" w:hAnsi="Times New Roman" w:cs="Times New Roman"/>
-          <w:color w:val="252525"/>
-          <w:sz w:val="24"/>
-          <w:szCs w:val="24"/>
-          <w:shd w:val="clear" w:color="auto" w:fill="FFFFFF"/>
-          <w:lang w:val="en-US"/>
-        </w:rPr>
-      </w:pPr>
-      <w:r>
-        <w:rPr>
-          <w:rFonts w:ascii="Times New Roman" w:hAnsi="Times New Roman" w:cs="Times New Roman"/>
-          <w:color w:val="252525"/>
-          <w:sz w:val="24"/>
-          <w:szCs w:val="24"/>
+        <w:jc w:val="center"/>
+        <w:rPr>
+          <w:rFonts w:ascii="Times New Roman" w:hAnsi="Times New Roman" w:cs="Times New Roman"/>
+          <w:color w:val="252525"/>
+          <w:sz w:val="28"/>
+          <w:szCs w:val="28"/>
+          <w:shd w:val="clear" w:color="auto" w:fill="FFFFFF"/>
+          <w:lang w:val="en-US"/>
+        </w:rPr>
+      </w:pPr>
+      <w:r>
+        <w:rPr>
+          <w:rFonts w:ascii="Times New Roman" w:hAnsi="Times New Roman" w:cs="Times New Roman"/>
+          <w:color w:val="252525"/>
+          <w:sz w:val="28"/>
+          <w:szCs w:val="28"/>
           <w:shd w:val="clear" w:color="auto" w:fill="FFFFFF"/>
           <w:lang w:val="en-US"/>
         </w:rPr>
         <w:lastRenderedPageBreak/>
-        <w:t>relative-date</w:t>
-      </w:r>
-      <w:r>
-        <w:rPr>
-          <w:rFonts w:ascii="Times New Roman" w:hAnsi="Times New Roman" w:cs="Times New Roman"/>
-          <w:color w:val="252525"/>
-          <w:sz w:val="24"/>
-          <w:szCs w:val="24"/>
-          <w:shd w:val="clear" w:color="auto" w:fill="FFFFFF"/>
-          <w:lang w:val="en-US"/>
-        </w:rPr>
-        <w:t xml:space="preserve"> </w:t>
+        <w:t xml:space="preserve">relative-date </w:t>
       </w:r>
       <w:r>
         <w:rPr>
           <w:rFonts w:ascii="Times New Roman" w:hAnsi="Times New Roman" w:cs="Times New Roman"/>
           <w:noProof/>
           <w:color w:val="252525"/>
-          <w:sz w:val="24"/>
-          <w:szCs w:val="24"/>
+          <w:sz w:val="28"/>
+          <w:szCs w:val="28"/>
           <w:shd w:val="clear" w:color="auto" w:fill="FFFFFF"/>
           <w:lang w:val="en-US"/>
         </w:rPr>
@@ -3880,35 +4384,35 @@
         <w:rPr>
           <w:rFonts w:ascii="Times New Roman" w:hAnsi="Times New Roman" w:cs="Times New Roman"/>
           <w:color w:val="252525"/>
-          <w:sz w:val="24"/>
-          <w:szCs w:val="24"/>
-          <w:shd w:val="clear" w:color="auto" w:fill="FFFFFF"/>
-          <w:lang w:val="en-US"/>
-        </w:rPr>
-        <w:t>, pretty, graph</w:t>
-      </w:r>
-      <w:r>
-        <w:rPr>
-          <w:rFonts w:ascii="Times New Roman" w:hAnsi="Times New Roman" w:cs="Times New Roman"/>
-          <w:color w:val="252525"/>
-          <w:sz w:val="24"/>
-          <w:szCs w:val="24"/>
-          <w:shd w:val="clear" w:color="auto" w:fill="FFFFFF"/>
-          <w:lang w:val="en-US"/>
-        </w:rPr>
-        <w:t xml:space="preserve"> </w:t>
+          <w:sz w:val="28"/>
+          <w:szCs w:val="28"/>
+          <w:shd w:val="clear" w:color="auto" w:fill="FFFFFF"/>
+          <w:lang w:val="en-US"/>
+        </w:rPr>
+        <w:t xml:space="preserve">, pretty, </w:t>
+      </w:r>
+      <w:r>
+        <w:rPr>
+          <w:rFonts w:ascii="Times New Roman" w:hAnsi="Times New Roman" w:cs="Times New Roman"/>
+          <w:color w:val="252525"/>
+          <w:sz w:val="28"/>
+          <w:szCs w:val="28"/>
+          <w:shd w:val="clear" w:color="auto" w:fill="FFFFFF"/>
+          <w:lang w:val="en-US"/>
+        </w:rPr>
+        <w:lastRenderedPageBreak/>
+        <w:t xml:space="preserve">graph </w:t>
       </w:r>
       <w:r>
         <w:rPr>
           <w:rFonts w:ascii="Times New Roman" w:hAnsi="Times New Roman" w:cs="Times New Roman"/>
           <w:noProof/>
           <w:color w:val="252525"/>
-          <w:sz w:val="24"/>
-          <w:szCs w:val="24"/>
-          <w:shd w:val="clear" w:color="auto" w:fill="FFFFFF"/>
-          <w:lang w:val="en-US"/>
-        </w:rPr>
-        <w:lastRenderedPageBreak/>
+          <w:sz w:val="28"/>
+          <w:szCs w:val="28"/>
+          <w:shd w:val="clear" w:color="auto" w:fill="FFFFFF"/>
+          <w:lang w:val="en-US"/>
+        </w:rPr>
         <w:drawing>
           <wp:inline distT="0" distB="0" distL="0" distR="0" wp14:anchorId="644C41DE" wp14:editId="5F3E864F">
             <wp:extent cx="4127712" cy="5175516"/>
@@ -3949,20 +4453,21 @@
         <w:rPr>
           <w:rFonts w:ascii="Times New Roman" w:hAnsi="Times New Roman" w:cs="Times New Roman"/>
           <w:color w:val="252525"/>
-          <w:sz w:val="24"/>
-          <w:szCs w:val="24"/>
+          <w:sz w:val="28"/>
+          <w:szCs w:val="28"/>
           <w:shd w:val="clear" w:color="auto" w:fill="FFFFFF"/>
           <w:lang w:val="en-US"/>
         </w:rPr>
         <w:t xml:space="preserve">, </w:t>
       </w:r>
+      <w:bookmarkStart w:id="0" w:name="_GoBack"/>
       <w:r>
         <w:rPr>
           <w:rFonts w:ascii="Times New Roman" w:hAnsi="Times New Roman" w:cs="Times New Roman"/>
           <w:noProof/>
           <w:color w:val="252525"/>
-          <w:sz w:val="24"/>
-          <w:szCs w:val="24"/>
+          <w:sz w:val="28"/>
+          <w:szCs w:val="28"/>
           <w:shd w:val="clear" w:color="auto" w:fill="FFFFFF"/>
           <w:lang w:val="en-US"/>
         </w:rPr>
@@ -4002,6 +4507,7 @@
           </wp:inline>
         </w:drawing>
       </w:r>
+      <w:bookmarkEnd w:id="0"/>
     </w:p>
     <w:p>
       <w:pPr>
@@ -4012,8 +4518,8 @@
         <w:rPr>
           <w:rFonts w:ascii="Times New Roman" w:hAnsi="Times New Roman" w:cs="Times New Roman"/>
           <w:color w:val="252525"/>
-          <w:sz w:val="24"/>
-          <w:szCs w:val="24"/>
+          <w:sz w:val="28"/>
+          <w:szCs w:val="28"/>
           <w:shd w:val="clear" w:color="auto" w:fill="FFFFFF"/>
         </w:rPr>
       </w:pPr>
@@ -4022,8 +4528,8 @@
           <w:rFonts w:ascii="Times New Roman" w:hAnsi="Times New Roman" w:cs="Times New Roman"/>
           <w:noProof/>
           <w:color w:val="252525"/>
-          <w:sz w:val="24"/>
-          <w:szCs w:val="24"/>
+          <w:sz w:val="28"/>
+          <w:szCs w:val="28"/>
           <w:shd w:val="clear" w:color="auto" w:fill="FFFFFF"/>
         </w:rPr>
         <w:lastRenderedPageBreak/>
@@ -4073,8 +4579,8 @@
         <w:rPr>
           <w:rFonts w:ascii="Times New Roman" w:hAnsi="Times New Roman" w:cs="Times New Roman"/>
           <w:color w:val="252525"/>
-          <w:sz w:val="24"/>
-          <w:szCs w:val="24"/>
+          <w:sz w:val="28"/>
+          <w:szCs w:val="28"/>
           <w:shd w:val="clear" w:color="auto" w:fill="FFFFFF"/>
         </w:rPr>
       </w:pPr>
@@ -4083,8 +4589,8 @@
           <w:rFonts w:ascii="Times New Roman" w:hAnsi="Times New Roman" w:cs="Times New Roman"/>
           <w:noProof/>
           <w:color w:val="252525"/>
-          <w:sz w:val="24"/>
-          <w:szCs w:val="24"/>
+          <w:sz w:val="28"/>
+          <w:szCs w:val="28"/>
           <w:shd w:val="clear" w:color="auto" w:fill="FFFFFF"/>
         </w:rPr>
         <w:lastRenderedPageBreak/>
@@ -4134,8 +4640,8 @@
         <w:rPr>
           <w:rFonts w:ascii="Times New Roman" w:hAnsi="Times New Roman" w:cs="Times New Roman"/>
           <w:color w:val="252525"/>
-          <w:sz w:val="24"/>
-          <w:szCs w:val="24"/>
+          <w:sz w:val="28"/>
+          <w:szCs w:val="28"/>
           <w:shd w:val="clear" w:color="auto" w:fill="FFFFFF"/>
         </w:rPr>
       </w:pPr>
@@ -4144,8 +4650,8 @@
           <w:rFonts w:ascii="Times New Roman" w:hAnsi="Times New Roman" w:cs="Times New Roman"/>
           <w:noProof/>
           <w:color w:val="252525"/>
-          <w:sz w:val="24"/>
-          <w:szCs w:val="24"/>
+          <w:sz w:val="28"/>
+          <w:szCs w:val="28"/>
           <w:shd w:val="clear" w:color="auto" w:fill="FFFFFF"/>
         </w:rPr>
         <w:lastRenderedPageBreak/>
@@ -4195,8 +4701,8 @@
         <w:rPr>
           <w:rFonts w:ascii="Times New Roman" w:hAnsi="Times New Roman" w:cs="Times New Roman"/>
           <w:color w:val="252525"/>
-          <w:sz w:val="24"/>
-          <w:szCs w:val="24"/>
+          <w:sz w:val="28"/>
+          <w:szCs w:val="28"/>
           <w:shd w:val="clear" w:color="auto" w:fill="FFFFFF"/>
         </w:rPr>
       </w:pPr>
@@ -4205,8 +4711,8 @@
           <w:rFonts w:ascii="Times New Roman" w:hAnsi="Times New Roman" w:cs="Times New Roman"/>
           <w:noProof/>
           <w:color w:val="252525"/>
-          <w:sz w:val="24"/>
-          <w:szCs w:val="24"/>
+          <w:sz w:val="28"/>
+          <w:szCs w:val="28"/>
           <w:shd w:val="clear" w:color="auto" w:fill="FFFFFF"/>
         </w:rPr>
         <w:lastRenderedPageBreak/>
@@ -4256,8 +4762,8 @@
         <w:rPr>
           <w:rFonts w:ascii="Times New Roman" w:hAnsi="Times New Roman" w:cs="Times New Roman"/>
           <w:color w:val="252525"/>
-          <w:sz w:val="24"/>
-          <w:szCs w:val="24"/>
+          <w:sz w:val="28"/>
+          <w:szCs w:val="28"/>
           <w:shd w:val="clear" w:color="auto" w:fill="FFFFFF"/>
         </w:rPr>
       </w:pPr>
@@ -4266,8 +4772,8 @@
           <w:rFonts w:ascii="Times New Roman" w:hAnsi="Times New Roman" w:cs="Times New Roman"/>
           <w:noProof/>
           <w:color w:val="252525"/>
-          <w:sz w:val="24"/>
-          <w:szCs w:val="24"/>
+          <w:sz w:val="28"/>
+          <w:szCs w:val="28"/>
           <w:shd w:val="clear" w:color="auto" w:fill="FFFFFF"/>
         </w:rPr>
         <w:drawing>
@@ -4316,8 +4822,8 @@
         <w:rPr>
           <w:rFonts w:ascii="Times New Roman" w:hAnsi="Times New Roman" w:cs="Times New Roman"/>
           <w:color w:val="252525"/>
-          <w:sz w:val="24"/>
-          <w:szCs w:val="24"/>
+          <w:sz w:val="28"/>
+          <w:szCs w:val="28"/>
           <w:shd w:val="clear" w:color="auto" w:fill="FFFFFF"/>
         </w:rPr>
       </w:pPr>
@@ -4328,10 +4834,18 @@
           <w:tab w:val="left" w:pos="567"/>
         </w:tabs>
         <w:jc w:val="center"/>
-      </w:pPr>
-      <w:r>
-        <w:rPr>
+        <w:rPr>
+          <w:rFonts w:ascii="Times New Roman" w:hAnsi="Times New Roman" w:cs="Times New Roman"/>
+          <w:sz w:val="28"/>
+          <w:szCs w:val="28"/>
+        </w:rPr>
+      </w:pPr>
+      <w:r>
+        <w:rPr>
+          <w:rFonts w:ascii="Times New Roman" w:hAnsi="Times New Roman" w:cs="Times New Roman"/>
           <w:noProof/>
+          <w:sz w:val="28"/>
+          <w:szCs w:val="28"/>
         </w:rPr>
         <w:lastRenderedPageBreak/>
         <w:drawing>
@@ -4378,6 +4892,11 @@
         </w:tabs>
         <w:ind w:firstLine="426"/>
         <w:jc w:val="both"/>
+        <w:rPr>
+          <w:rFonts w:ascii="Times New Roman" w:hAnsi="Times New Roman" w:cs="Times New Roman"/>
+          <w:sz w:val="28"/>
+          <w:szCs w:val="28"/>
+        </w:rPr>
       </w:pPr>
     </w:p>
     <w:p>
@@ -4387,28 +4906,54 @@
         </w:tabs>
         <w:ind w:firstLine="426"/>
         <w:jc w:val="both"/>
-      </w:pPr>
-      <w:r>
+        <w:rPr>
+          <w:rFonts w:ascii="Times New Roman" w:hAnsi="Times New Roman" w:cs="Times New Roman"/>
+          <w:sz w:val="28"/>
+          <w:szCs w:val="28"/>
+        </w:rPr>
+      </w:pPr>
+      <w:r>
+        <w:rPr>
+          <w:rFonts w:ascii="Times New Roman" w:hAnsi="Times New Roman" w:cs="Times New Roman"/>
+          <w:sz w:val="28"/>
+          <w:szCs w:val="28"/>
+        </w:rPr>
         <w:t xml:space="preserve">На сайте </w:t>
       </w:r>
       <w:proofErr w:type="spellStart"/>
       <w:r>
         <w:rPr>
+          <w:rFonts w:ascii="Times New Roman" w:hAnsi="Times New Roman" w:cs="Times New Roman"/>
+          <w:sz w:val="28"/>
+          <w:szCs w:val="28"/>
           <w:lang w:val="en-US"/>
         </w:rPr>
         <w:t>github</w:t>
       </w:r>
       <w:proofErr w:type="spellEnd"/>
       <w:r>
+        <w:rPr>
+          <w:rFonts w:ascii="Times New Roman" w:hAnsi="Times New Roman" w:cs="Times New Roman"/>
+          <w:sz w:val="28"/>
+          <w:szCs w:val="28"/>
+        </w:rPr>
         <w:t>.</w:t>
       </w:r>
       <w:r>
         <w:rPr>
+          <w:rFonts w:ascii="Times New Roman" w:hAnsi="Times New Roman" w:cs="Times New Roman"/>
+          <w:sz w:val="28"/>
+          <w:szCs w:val="28"/>
           <w:lang w:val="en-US"/>
         </w:rPr>
         <w:t xml:space="preserve">com </w:t>
       </w:r>
       <w:r>
+        <w:rPr>
+          <w:rFonts w:ascii="Times New Roman" w:hAnsi="Times New Roman" w:cs="Times New Roman"/>
+          <w:sz w:val="28"/>
+          <w:szCs w:val="28"/>
+        </w:rPr>
         <w:t>создан репозиторий</w:t>
       </w:r>
     </w:p>
@@ -4419,6 +4964,11 @@
         </w:tabs>
         <w:ind w:firstLine="426"/>
         <w:jc w:val="both"/>
+        <w:rPr>
+          <w:rFonts w:ascii="Times New Roman" w:hAnsi="Times New Roman" w:cs="Times New Roman"/>
+          <w:sz w:val="28"/>
+          <w:szCs w:val="28"/>
+        </w:rPr>
       </w:pPr>
     </w:p>
     <w:p>
@@ -4427,8 +4977,19 @@
           <w:tab w:val="left" w:pos="567"/>
         </w:tabs>
         <w:jc w:val="center"/>
-      </w:pPr>
-      <w:r>
+        <w:rPr>
+          <w:rFonts w:ascii="Times New Roman" w:hAnsi="Times New Roman" w:cs="Times New Roman"/>
+          <w:sz w:val="28"/>
+          <w:szCs w:val="28"/>
+        </w:rPr>
+      </w:pPr>
+      <w:r>
+        <w:rPr>
+          <w:rFonts w:ascii="Times New Roman" w:hAnsi="Times New Roman" w:cs="Times New Roman"/>
+          <w:noProof/>
+          <w:sz w:val="28"/>
+          <w:szCs w:val="28"/>
+        </w:rPr>
         <w:drawing>
           <wp:inline distT="0" distB="0" distL="0" distR="0" wp14:anchorId="08EB1A51" wp14:editId="5431C747">
             <wp:extent cx="4699242" cy="596931"/>
@@ -4473,6 +5034,11 @@
         </w:tabs>
         <w:ind w:firstLine="426"/>
         <w:jc w:val="both"/>
+        <w:rPr>
+          <w:rFonts w:ascii="Times New Roman" w:hAnsi="Times New Roman" w:cs="Times New Roman"/>
+          <w:sz w:val="28"/>
+          <w:szCs w:val="28"/>
+        </w:rPr>
       </w:pPr>
     </w:p>
     <w:p>
@@ -4482,8 +5048,18 @@
         </w:tabs>
         <w:ind w:firstLine="426"/>
         <w:jc w:val="both"/>
-      </w:pPr>
-      <w:r>
+        <w:rPr>
+          <w:rFonts w:ascii="Times New Roman" w:hAnsi="Times New Roman" w:cs="Times New Roman"/>
+          <w:sz w:val="28"/>
+          <w:szCs w:val="28"/>
+        </w:rPr>
+      </w:pPr>
+      <w:r>
+        <w:rPr>
+          <w:rFonts w:ascii="Times New Roman" w:hAnsi="Times New Roman" w:cs="Times New Roman"/>
+          <w:sz w:val="28"/>
+          <w:szCs w:val="28"/>
+        </w:rPr>
         <w:t>Установлена связь между локальным и удаленным репозиториями.</w:t>
       </w:r>
     </w:p>
@@ -4493,6 +5069,11 @@
           <w:tab w:val="left" w:pos="567"/>
         </w:tabs>
         <w:jc w:val="both"/>
+        <w:rPr>
+          <w:rFonts w:ascii="Times New Roman" w:hAnsi="Times New Roman" w:cs="Times New Roman"/>
+          <w:sz w:val="28"/>
+          <w:szCs w:val="28"/>
+        </w:rPr>
       </w:pPr>
     </w:p>
     <w:p>
@@ -4501,8 +5082,19 @@
           <w:tab w:val="left" w:pos="567"/>
         </w:tabs>
         <w:jc w:val="center"/>
-      </w:pPr>
-      <w:r>
+        <w:rPr>
+          <w:rFonts w:ascii="Times New Roman" w:hAnsi="Times New Roman" w:cs="Times New Roman"/>
+          <w:sz w:val="28"/>
+          <w:szCs w:val="28"/>
+        </w:rPr>
+      </w:pPr>
+      <w:r>
+        <w:rPr>
+          <w:rFonts w:ascii="Times New Roman" w:hAnsi="Times New Roman" w:cs="Times New Roman"/>
+          <w:noProof/>
+          <w:sz w:val="28"/>
+          <w:szCs w:val="28"/>
+        </w:rPr>
         <w:drawing>
           <wp:inline distT="0" distB="0" distL="0" distR="0" wp14:anchorId="4AE62A9E" wp14:editId="04861B6E">
             <wp:extent cx="5156465" cy="1314518"/>
@@ -4547,6 +5139,11 @@
         </w:tabs>
         <w:ind w:firstLine="426"/>
         <w:jc w:val="both"/>
+        <w:rPr>
+          <w:rFonts w:ascii="Times New Roman" w:hAnsi="Times New Roman" w:cs="Times New Roman"/>
+          <w:sz w:val="28"/>
+          <w:szCs w:val="28"/>
+        </w:rPr>
       </w:pPr>
     </w:p>
     <w:p>
@@ -4556,8 +5153,18 @@
         </w:tabs>
         <w:ind w:firstLine="426"/>
         <w:jc w:val="both"/>
-      </w:pPr>
-      <w:r>
+        <w:rPr>
+          <w:rFonts w:ascii="Times New Roman" w:hAnsi="Times New Roman" w:cs="Times New Roman"/>
+          <w:sz w:val="28"/>
+          <w:szCs w:val="28"/>
+        </w:rPr>
+      </w:pPr>
+      <w:r>
+        <w:rPr>
+          <w:rFonts w:ascii="Times New Roman" w:hAnsi="Times New Roman" w:cs="Times New Roman"/>
+          <w:sz w:val="28"/>
+          <w:szCs w:val="28"/>
+        </w:rPr>
         <w:t>Изменены файлы в локальном репозитории.</w:t>
       </w:r>
     </w:p>
@@ -4568,6 +5175,11 @@
         </w:tabs>
         <w:ind w:firstLine="426"/>
         <w:jc w:val="both"/>
+        <w:rPr>
+          <w:rFonts w:ascii="Times New Roman" w:hAnsi="Times New Roman" w:cs="Times New Roman"/>
+          <w:sz w:val="28"/>
+          <w:szCs w:val="28"/>
+        </w:rPr>
       </w:pPr>
     </w:p>
     <w:p>
@@ -4577,8 +5189,19 @@
         </w:tabs>
         <w:ind w:firstLine="426"/>
         <w:jc w:val="both"/>
-      </w:pPr>
-      <w:r>
+        <w:rPr>
+          <w:rFonts w:ascii="Times New Roman" w:hAnsi="Times New Roman" w:cs="Times New Roman"/>
+          <w:sz w:val="28"/>
+          <w:szCs w:val="28"/>
+        </w:rPr>
+      </w:pPr>
+      <w:r>
+        <w:rPr>
+          <w:rFonts w:ascii="Times New Roman" w:hAnsi="Times New Roman" w:cs="Times New Roman"/>
+          <w:noProof/>
+          <w:sz w:val="28"/>
+          <w:szCs w:val="28"/>
+        </w:rPr>
         <w:lastRenderedPageBreak/>
         <w:drawing>
           <wp:inline distT="0" distB="0" distL="0" distR="0" wp14:anchorId="588A4611" wp14:editId="6804C4C5">
@@ -4624,6 +5247,11 @@
         </w:tabs>
         <w:ind w:firstLine="426"/>
         <w:jc w:val="both"/>
+        <w:rPr>
+          <w:rFonts w:ascii="Times New Roman" w:hAnsi="Times New Roman" w:cs="Times New Roman"/>
+          <w:sz w:val="28"/>
+          <w:szCs w:val="28"/>
+        </w:rPr>
       </w:pPr>
     </w:p>
     <w:p>
@@ -4633,8 +5261,18 @@
         </w:tabs>
         <w:ind w:firstLine="426"/>
         <w:jc w:val="both"/>
-      </w:pPr>
-      <w:r>
+        <w:rPr>
+          <w:rFonts w:ascii="Times New Roman" w:hAnsi="Times New Roman" w:cs="Times New Roman"/>
+          <w:sz w:val="28"/>
+          <w:szCs w:val="28"/>
+        </w:rPr>
+      </w:pPr>
+      <w:r>
+        <w:rPr>
+          <w:rFonts w:ascii="Times New Roman" w:hAnsi="Times New Roman" w:cs="Times New Roman"/>
+          <w:sz w:val="28"/>
+          <w:szCs w:val="28"/>
+        </w:rPr>
         <w:t>Файлы перенесены в удаленный репозиторий</w:t>
       </w:r>
     </w:p>
@@ -4645,6 +5283,11 @@
         </w:tabs>
         <w:ind w:firstLine="426"/>
         <w:jc w:val="both"/>
+        <w:rPr>
+          <w:rFonts w:ascii="Times New Roman" w:hAnsi="Times New Roman" w:cs="Times New Roman"/>
+          <w:sz w:val="28"/>
+          <w:szCs w:val="28"/>
+        </w:rPr>
       </w:pPr>
     </w:p>
     <w:p>
@@ -4654,8 +5297,19 @@
         </w:tabs>
         <w:ind w:firstLine="426"/>
         <w:jc w:val="both"/>
-      </w:pPr>
-      <w:r>
+        <w:rPr>
+          <w:rFonts w:ascii="Times New Roman" w:hAnsi="Times New Roman" w:cs="Times New Roman"/>
+          <w:sz w:val="28"/>
+          <w:szCs w:val="28"/>
+        </w:rPr>
+      </w:pPr>
+      <w:r>
+        <w:rPr>
+          <w:rFonts w:ascii="Times New Roman" w:hAnsi="Times New Roman" w:cs="Times New Roman"/>
+          <w:noProof/>
+          <w:sz w:val="28"/>
+          <w:szCs w:val="28"/>
+        </w:rPr>
         <w:drawing>
           <wp:inline distT="0" distB="0" distL="0" distR="0" wp14:anchorId="108117D3" wp14:editId="1AA6CE4E">
             <wp:extent cx="5258070" cy="1651085"/>
@@ -4700,6 +5354,11 @@
         </w:tabs>
         <w:ind w:firstLine="426"/>
         <w:jc w:val="both"/>
+        <w:rPr>
+          <w:rFonts w:ascii="Times New Roman" w:hAnsi="Times New Roman" w:cs="Times New Roman"/>
+          <w:sz w:val="28"/>
+          <w:szCs w:val="28"/>
+        </w:rPr>
       </w:pPr>
     </w:p>
     <w:p>
@@ -4709,8 +5368,18 @@
         </w:tabs>
         <w:ind w:firstLine="426"/>
         <w:jc w:val="both"/>
-      </w:pPr>
-      <w:r>
+        <w:rPr>
+          <w:rFonts w:ascii="Times New Roman" w:hAnsi="Times New Roman" w:cs="Times New Roman"/>
+          <w:sz w:val="28"/>
+          <w:szCs w:val="28"/>
+        </w:rPr>
+      </w:pPr>
+      <w:r>
+        <w:rPr>
+          <w:rFonts w:ascii="Times New Roman" w:hAnsi="Times New Roman" w:cs="Times New Roman"/>
+          <w:sz w:val="28"/>
+          <w:szCs w:val="28"/>
+        </w:rPr>
         <w:t>Установлена связь между локальной и удаленной веткой</w:t>
       </w:r>
     </w:p>
@@ -4721,6 +5390,11 @@
         </w:tabs>
         <w:ind w:firstLine="426"/>
         <w:jc w:val="both"/>
+        <w:rPr>
+          <w:rFonts w:ascii="Times New Roman" w:hAnsi="Times New Roman" w:cs="Times New Roman"/>
+          <w:sz w:val="28"/>
+          <w:szCs w:val="28"/>
+        </w:rPr>
       </w:pPr>
     </w:p>
     <w:p>
@@ -4729,8 +5403,19 @@
           <w:tab w:val="left" w:pos="567"/>
         </w:tabs>
         <w:jc w:val="center"/>
-      </w:pPr>
-      <w:r>
+        <w:rPr>
+          <w:rFonts w:ascii="Times New Roman" w:hAnsi="Times New Roman" w:cs="Times New Roman"/>
+          <w:sz w:val="28"/>
+          <w:szCs w:val="28"/>
+        </w:rPr>
+      </w:pPr>
+      <w:r>
+        <w:rPr>
+          <w:rFonts w:ascii="Times New Roman" w:hAnsi="Times New Roman" w:cs="Times New Roman"/>
+          <w:noProof/>
+          <w:sz w:val="28"/>
+          <w:szCs w:val="28"/>
+        </w:rPr>
         <w:lastRenderedPageBreak/>
         <w:drawing>
           <wp:inline distT="0" distB="0" distL="0" distR="0" wp14:anchorId="600CD1B3" wp14:editId="27172182">
@@ -4776,6 +5461,11 @@
         </w:tabs>
         <w:ind w:firstLine="426"/>
         <w:jc w:val="both"/>
+        <w:rPr>
+          <w:rFonts w:ascii="Times New Roman" w:hAnsi="Times New Roman" w:cs="Times New Roman"/>
+          <w:sz w:val="28"/>
+          <w:szCs w:val="28"/>
+        </w:rPr>
       </w:pPr>
     </w:p>
     <w:p>
@@ -4785,8 +5475,18 @@
         </w:tabs>
         <w:ind w:firstLine="426"/>
         <w:jc w:val="both"/>
-      </w:pPr>
-      <w:r>
+        <w:rPr>
+          <w:rFonts w:ascii="Times New Roman" w:hAnsi="Times New Roman" w:cs="Times New Roman"/>
+          <w:sz w:val="28"/>
+          <w:szCs w:val="28"/>
+        </w:rPr>
+      </w:pPr>
+      <w:r>
+        <w:rPr>
+          <w:rFonts w:ascii="Times New Roman" w:hAnsi="Times New Roman" w:cs="Times New Roman"/>
+          <w:sz w:val="28"/>
+          <w:szCs w:val="28"/>
+        </w:rPr>
         <w:t>Локальная ветка обновлена до состояния удаленной.</w:t>
       </w:r>
     </w:p>
@@ -4797,8 +5497,19 @@
         </w:tabs>
         <w:ind w:firstLine="426"/>
         <w:jc w:val="both"/>
-      </w:pPr>
-      <w:r>
+        <w:rPr>
+          <w:rFonts w:ascii="Times New Roman" w:hAnsi="Times New Roman" w:cs="Times New Roman"/>
+          <w:sz w:val="28"/>
+          <w:szCs w:val="28"/>
+        </w:rPr>
+      </w:pPr>
+      <w:r>
+        <w:rPr>
+          <w:rFonts w:ascii="Times New Roman" w:hAnsi="Times New Roman" w:cs="Times New Roman"/>
+          <w:noProof/>
+          <w:sz w:val="28"/>
+          <w:szCs w:val="28"/>
+        </w:rPr>
         <w:drawing>
           <wp:inline distT="0" distB="0" distL="0" distR="0" wp14:anchorId="7630A861" wp14:editId="1B5FC5D6">
             <wp:extent cx="5639090" cy="2978303"/>
@@ -4844,6 +5555,9 @@
         <w:ind w:firstLine="426"/>
         <w:jc w:val="both"/>
         <w:rPr>
+          <w:rFonts w:ascii="Times New Roman" w:hAnsi="Times New Roman" w:cs="Times New Roman"/>
+          <w:sz w:val="28"/>
+          <w:szCs w:val="28"/>
           <w:lang w:val="en-US"/>
         </w:rPr>
       </w:pPr>
@@ -4855,8 +5569,18 @@
         </w:tabs>
         <w:ind w:firstLine="426"/>
         <w:jc w:val="both"/>
-      </w:pPr>
-      <w:r>
+        <w:rPr>
+          <w:rFonts w:ascii="Times New Roman" w:hAnsi="Times New Roman" w:cs="Times New Roman"/>
+          <w:sz w:val="28"/>
+          <w:szCs w:val="28"/>
+        </w:rPr>
+      </w:pPr>
+      <w:r>
+        <w:rPr>
+          <w:rFonts w:ascii="Times New Roman" w:hAnsi="Times New Roman" w:cs="Times New Roman"/>
+          <w:sz w:val="28"/>
+          <w:szCs w:val="28"/>
+        </w:rPr>
         <w:t>Переименование удаленного репозитория.</w:t>
       </w:r>
     </w:p>
@@ -4867,6 +5591,11 @@
         </w:tabs>
         <w:ind w:firstLine="426"/>
         <w:jc w:val="both"/>
+        <w:rPr>
+          <w:rFonts w:ascii="Times New Roman" w:hAnsi="Times New Roman" w:cs="Times New Roman"/>
+          <w:sz w:val="28"/>
+          <w:szCs w:val="28"/>
+        </w:rPr>
       </w:pPr>
     </w:p>
     <w:p>
@@ -4876,8 +5605,19 @@
         </w:tabs>
         <w:ind w:firstLine="426"/>
         <w:jc w:val="both"/>
-      </w:pPr>
-      <w:r>
+        <w:rPr>
+          <w:rFonts w:ascii="Times New Roman" w:hAnsi="Times New Roman" w:cs="Times New Roman"/>
+          <w:sz w:val="28"/>
+          <w:szCs w:val="28"/>
+        </w:rPr>
+      </w:pPr>
+      <w:r>
+        <w:rPr>
+          <w:rFonts w:ascii="Times New Roman" w:hAnsi="Times New Roman" w:cs="Times New Roman"/>
+          <w:noProof/>
+          <w:sz w:val="28"/>
+          <w:szCs w:val="28"/>
+        </w:rPr>
         <w:lastRenderedPageBreak/>
         <w:drawing>
           <wp:inline distT="0" distB="0" distL="0" distR="0" wp14:anchorId="11322EFD" wp14:editId="5E9329DA">
@@ -4923,6 +5663,11 @@
         </w:tabs>
         <w:ind w:firstLine="426"/>
         <w:jc w:val="both"/>
+        <w:rPr>
+          <w:rFonts w:ascii="Times New Roman" w:hAnsi="Times New Roman" w:cs="Times New Roman"/>
+          <w:sz w:val="28"/>
+          <w:szCs w:val="28"/>
+        </w:rPr>
       </w:pPr>
     </w:p>
     <w:p>
@@ -4932,13 +5677,28 @@
         </w:tabs>
         <w:ind w:firstLine="426"/>
         <w:jc w:val="both"/>
+        <w:rPr>
+          <w:rFonts w:ascii="Times New Roman" w:hAnsi="Times New Roman" w:cs="Times New Roman"/>
+          <w:sz w:val="28"/>
+          <w:szCs w:val="28"/>
+        </w:rPr>
       </w:pPr>
       <w:proofErr w:type="spellStart"/>
       <w:r>
+        <w:rPr>
+          <w:rFonts w:ascii="Times New Roman" w:hAnsi="Times New Roman" w:cs="Times New Roman"/>
+          <w:sz w:val="28"/>
+          <w:szCs w:val="28"/>
+        </w:rPr>
         <w:t>Перепривязка</w:t>
       </w:r>
       <w:proofErr w:type="spellEnd"/>
       <w:r>
+        <w:rPr>
+          <w:rFonts w:ascii="Times New Roman" w:hAnsi="Times New Roman" w:cs="Times New Roman"/>
+          <w:sz w:val="28"/>
+          <w:szCs w:val="28"/>
+        </w:rPr>
         <w:t xml:space="preserve"> удаленного репозитория к локальному.</w:t>
       </w:r>
     </w:p>
@@ -4949,6 +5709,9 @@
         </w:tabs>
         <w:jc w:val="both"/>
         <w:rPr>
+          <w:rFonts w:ascii="Times New Roman" w:hAnsi="Times New Roman" w:cs="Times New Roman"/>
+          <w:sz w:val="28"/>
+          <w:szCs w:val="28"/>
           <w:lang w:val="en-US"/>
         </w:rPr>
       </w:pPr>
@@ -4960,8 +5723,19 @@
         </w:tabs>
         <w:ind w:firstLine="426"/>
         <w:jc w:val="both"/>
-      </w:pPr>
-      <w:r>
+        <w:rPr>
+          <w:rFonts w:ascii="Times New Roman" w:hAnsi="Times New Roman" w:cs="Times New Roman"/>
+          <w:sz w:val="28"/>
+          <w:szCs w:val="28"/>
+        </w:rPr>
+      </w:pPr>
+      <w:r>
+        <w:rPr>
+          <w:rFonts w:ascii="Times New Roman" w:hAnsi="Times New Roman" w:cs="Times New Roman"/>
+          <w:noProof/>
+          <w:sz w:val="28"/>
+          <w:szCs w:val="28"/>
+        </w:rPr>
         <w:drawing>
           <wp:inline distT="0" distB="0" distL="0" distR="0" wp14:anchorId="23248733" wp14:editId="3ECB8FAF">
             <wp:extent cx="5658141" cy="2006703"/>
@@ -5006,6 +5780,11 @@
         </w:tabs>
         <w:ind w:firstLine="426"/>
         <w:jc w:val="both"/>
+        <w:rPr>
+          <w:rFonts w:ascii="Times New Roman" w:hAnsi="Times New Roman" w:cs="Times New Roman"/>
+          <w:sz w:val="28"/>
+          <w:szCs w:val="28"/>
+        </w:rPr>
       </w:pPr>
     </w:p>
     <w:p>
@@ -5015,8 +5794,18 @@
         </w:tabs>
         <w:ind w:firstLine="426"/>
         <w:jc w:val="both"/>
-      </w:pPr>
-      <w:r>
+        <w:rPr>
+          <w:rFonts w:ascii="Times New Roman" w:hAnsi="Times New Roman" w:cs="Times New Roman"/>
+          <w:sz w:val="28"/>
+          <w:szCs w:val="28"/>
+        </w:rPr>
+      </w:pPr>
+      <w:r>
+        <w:rPr>
+          <w:rFonts w:ascii="Times New Roman" w:hAnsi="Times New Roman" w:cs="Times New Roman"/>
+          <w:sz w:val="28"/>
+          <w:szCs w:val="28"/>
+        </w:rPr>
         <w:t>Добавлены все ветки.</w:t>
       </w:r>
     </w:p>
@@ -5027,6 +5816,11 @@
         </w:tabs>
         <w:ind w:firstLine="426"/>
         <w:jc w:val="both"/>
+        <w:rPr>
+          <w:rFonts w:ascii="Times New Roman" w:hAnsi="Times New Roman" w:cs="Times New Roman"/>
+          <w:sz w:val="28"/>
+          <w:szCs w:val="28"/>
+        </w:rPr>
       </w:pPr>
     </w:p>
     <w:p>
@@ -5036,8 +5830,19 @@
         </w:tabs>
         <w:ind w:firstLine="426"/>
         <w:jc w:val="both"/>
-      </w:pPr>
-      <w:r>
+        <w:rPr>
+          <w:rFonts w:ascii="Times New Roman" w:hAnsi="Times New Roman" w:cs="Times New Roman"/>
+          <w:sz w:val="28"/>
+          <w:szCs w:val="28"/>
+        </w:rPr>
+      </w:pPr>
+      <w:r>
+        <w:rPr>
+          <w:rFonts w:ascii="Times New Roman" w:hAnsi="Times New Roman" w:cs="Times New Roman"/>
+          <w:noProof/>
+          <w:sz w:val="28"/>
+          <w:szCs w:val="28"/>
+        </w:rPr>
         <w:lastRenderedPageBreak/>
         <w:drawing>
           <wp:inline distT="0" distB="0" distL="0" distR="0" wp14:anchorId="66D64656" wp14:editId="70038F0E">
@@ -5084,6 +5889,9 @@
         <w:ind w:firstLine="426"/>
         <w:jc w:val="both"/>
         <w:rPr>
+          <w:rFonts w:ascii="Times New Roman" w:hAnsi="Times New Roman" w:cs="Times New Roman"/>
+          <w:sz w:val="28"/>
+          <w:szCs w:val="28"/>
           <w:lang w:val="en-US"/>
         </w:rPr>
       </w:pPr>
@@ -5095,8 +5903,18 @@
         </w:tabs>
         <w:ind w:firstLine="426"/>
         <w:jc w:val="both"/>
-      </w:pPr>
-      <w:r>
+        <w:rPr>
+          <w:rFonts w:ascii="Times New Roman" w:hAnsi="Times New Roman" w:cs="Times New Roman"/>
+          <w:sz w:val="28"/>
+          <w:szCs w:val="28"/>
+        </w:rPr>
+      </w:pPr>
+      <w:r>
+        <w:rPr>
+          <w:rFonts w:ascii="Times New Roman" w:hAnsi="Times New Roman" w:cs="Times New Roman"/>
+          <w:sz w:val="28"/>
+          <w:szCs w:val="28"/>
+        </w:rPr>
         <w:t>Скопированы файлы в созданную ветку.</w:t>
       </w:r>
     </w:p>
@@ -5106,6 +5924,11 @@
           <w:tab w:val="left" w:pos="567"/>
         </w:tabs>
         <w:jc w:val="center"/>
+        <w:rPr>
+          <w:rFonts w:ascii="Times New Roman" w:hAnsi="Times New Roman" w:cs="Times New Roman"/>
+          <w:sz w:val="28"/>
+          <w:szCs w:val="28"/>
+        </w:rPr>
       </w:pPr>
     </w:p>
     <w:p>
@@ -5114,8 +5937,19 @@
           <w:tab w:val="left" w:pos="567"/>
         </w:tabs>
         <w:jc w:val="center"/>
-      </w:pPr>
-      <w:r>
+        <w:rPr>
+          <w:rFonts w:ascii="Times New Roman" w:hAnsi="Times New Roman" w:cs="Times New Roman"/>
+          <w:sz w:val="28"/>
+          <w:szCs w:val="28"/>
+        </w:rPr>
+      </w:pPr>
+      <w:r>
+        <w:rPr>
+          <w:rFonts w:ascii="Times New Roman" w:hAnsi="Times New Roman" w:cs="Times New Roman"/>
+          <w:noProof/>
+          <w:sz w:val="28"/>
+          <w:szCs w:val="28"/>
+        </w:rPr>
         <w:drawing>
           <wp:inline distT="0" distB="0" distL="0" distR="0" wp14:anchorId="60B85EEB" wp14:editId="502D0DC9">
             <wp:extent cx="5505733" cy="1854295"/>
@@ -5159,6 +5993,11 @@
           <w:tab w:val="left" w:pos="567"/>
         </w:tabs>
         <w:jc w:val="center"/>
+        <w:rPr>
+          <w:rFonts w:ascii="Times New Roman" w:hAnsi="Times New Roman" w:cs="Times New Roman"/>
+          <w:sz w:val="28"/>
+          <w:szCs w:val="28"/>
+        </w:rPr>
       </w:pPr>
     </w:p>
     <w:p>
@@ -5168,16 +6007,36 @@
         </w:tabs>
         <w:ind w:firstLine="426"/>
         <w:jc w:val="both"/>
-      </w:pPr>
-      <w:r>
+        <w:rPr>
+          <w:rFonts w:ascii="Times New Roman" w:hAnsi="Times New Roman" w:cs="Times New Roman"/>
+          <w:sz w:val="28"/>
+          <w:szCs w:val="28"/>
+        </w:rPr>
+      </w:pPr>
+      <w:r>
+        <w:rPr>
+          <w:rFonts w:ascii="Times New Roman" w:hAnsi="Times New Roman" w:cs="Times New Roman"/>
+          <w:sz w:val="28"/>
+          <w:szCs w:val="28"/>
+        </w:rPr>
         <w:t xml:space="preserve">Создан </w:t>
       </w:r>
       <w:proofErr w:type="spellStart"/>
       <w:r>
+        <w:rPr>
+          <w:rFonts w:ascii="Times New Roman" w:hAnsi="Times New Roman" w:cs="Times New Roman"/>
+          <w:sz w:val="28"/>
+          <w:szCs w:val="28"/>
+        </w:rPr>
         <w:t>коммит</w:t>
       </w:r>
       <w:proofErr w:type="spellEnd"/>
       <w:r>
+        <w:rPr>
+          <w:rFonts w:ascii="Times New Roman" w:hAnsi="Times New Roman" w:cs="Times New Roman"/>
+          <w:sz w:val="28"/>
+          <w:szCs w:val="28"/>
+        </w:rPr>
         <w:t xml:space="preserve"> для добавления файлов в репозиторий.</w:t>
       </w:r>
     </w:p>
@@ -5188,6 +6047,11 @@
         </w:tabs>
         <w:ind w:firstLine="426"/>
         <w:jc w:val="both"/>
+        <w:rPr>
+          <w:rFonts w:ascii="Times New Roman" w:hAnsi="Times New Roman" w:cs="Times New Roman"/>
+          <w:sz w:val="28"/>
+          <w:szCs w:val="28"/>
+        </w:rPr>
       </w:pPr>
     </w:p>
     <w:p>
@@ -5197,8 +6061,19 @@
         </w:tabs>
         <w:ind w:firstLine="426"/>
         <w:jc w:val="both"/>
-      </w:pPr>
-      <w:r>
+        <w:rPr>
+          <w:rFonts w:ascii="Times New Roman" w:hAnsi="Times New Roman" w:cs="Times New Roman"/>
+          <w:sz w:val="28"/>
+          <w:szCs w:val="28"/>
+        </w:rPr>
+      </w:pPr>
+      <w:r>
+        <w:rPr>
+          <w:rFonts w:ascii="Times New Roman" w:hAnsi="Times New Roman" w:cs="Times New Roman"/>
+          <w:noProof/>
+          <w:sz w:val="28"/>
+          <w:szCs w:val="28"/>
+        </w:rPr>
         <w:lastRenderedPageBreak/>
         <w:drawing>
           <wp:inline distT="0" distB="0" distL="0" distR="0" wp14:anchorId="081BF376" wp14:editId="73CCECF1">
@@ -5236,8 +6111,113 @@
           </wp:inline>
         </w:drawing>
       </w:r>
-      <w:bookmarkStart w:id="0" w:name="_GoBack"/>
-      <w:bookmarkEnd w:id="0"/>
+    </w:p>
+    <w:p>
+      <w:pPr>
+        <w:tabs>
+          <w:tab w:val="left" w:pos="567"/>
+        </w:tabs>
+        <w:ind w:firstLine="426"/>
+        <w:jc w:val="both"/>
+        <w:rPr>
+          <w:rFonts w:ascii="Times New Roman" w:hAnsi="Times New Roman" w:cs="Times New Roman"/>
+          <w:sz w:val="28"/>
+          <w:szCs w:val="28"/>
+        </w:rPr>
+      </w:pPr>
+    </w:p>
+    <w:p>
+      <w:pPr>
+        <w:tabs>
+          <w:tab w:val="left" w:pos="567"/>
+        </w:tabs>
+        <w:ind w:firstLine="426"/>
+        <w:jc w:val="both"/>
+        <w:rPr>
+          <w:rFonts w:ascii="Times New Roman" w:hAnsi="Times New Roman" w:cs="Times New Roman"/>
+          <w:sz w:val="28"/>
+          <w:szCs w:val="28"/>
+        </w:rPr>
+      </w:pPr>
+      <w:r>
+        <w:rPr>
+          <w:rFonts w:ascii="Times New Roman" w:hAnsi="Times New Roman" w:cs="Times New Roman"/>
+          <w:sz w:val="28"/>
+          <w:szCs w:val="28"/>
+        </w:rPr>
+        <w:t>Создана ветка, добавлены файлы, ветка слита с требуемой, удалена удаленная ветка.</w:t>
+      </w:r>
+    </w:p>
+    <w:p>
+      <w:pPr>
+        <w:tabs>
+          <w:tab w:val="left" w:pos="567"/>
+        </w:tabs>
+        <w:ind w:firstLine="426"/>
+        <w:jc w:val="both"/>
+        <w:rPr>
+          <w:rFonts w:ascii="Times New Roman" w:hAnsi="Times New Roman" w:cs="Times New Roman"/>
+          <w:sz w:val="28"/>
+          <w:szCs w:val="28"/>
+        </w:rPr>
+      </w:pPr>
+    </w:p>
+    <w:p>
+      <w:pPr>
+        <w:tabs>
+          <w:tab w:val="left" w:pos="567"/>
+        </w:tabs>
+        <w:ind w:firstLine="426"/>
+        <w:jc w:val="both"/>
+        <w:rPr>
+          <w:rFonts w:ascii="Times New Roman" w:hAnsi="Times New Roman" w:cs="Times New Roman"/>
+          <w:sz w:val="28"/>
+          <w:szCs w:val="28"/>
+        </w:rPr>
+      </w:pPr>
+      <w:r>
+        <w:rPr>
+          <w:rFonts w:ascii="Times New Roman" w:hAnsi="Times New Roman" w:cs="Times New Roman"/>
+          <w:sz w:val="28"/>
+          <w:szCs w:val="28"/>
+        </w:rPr>
+        <w:lastRenderedPageBreak/>
+        <w:drawing>
+          <wp:inline distT="0" distB="0" distL="0" distR="0" wp14:anchorId="7711D877" wp14:editId="4563217F">
+            <wp:extent cx="5529580" cy="9251950"/>
+            <wp:effectExtent l="0" t="0" r="0" b="6350"/>
+            <wp:docPr id="1" name="Рисунок 1"/>
+            <wp:cNvGraphicFramePr>
+              <a:graphicFrameLocks xmlns:a="http://schemas.openxmlformats.org/drawingml/2006/main" noChangeAspect="1"/>
+            </wp:cNvGraphicFramePr>
+            <a:graphic xmlns:a="http://schemas.openxmlformats.org/drawingml/2006/main">
+              <a:graphicData uri="http://schemas.openxmlformats.org/drawingml/2006/picture">
+                <pic:pic xmlns:pic="http://schemas.openxmlformats.org/drawingml/2006/picture">
+                  <pic:nvPicPr>
+                    <pic:cNvPr id="1" name=""/>
+                    <pic:cNvPicPr/>
+                  </pic:nvPicPr>
+                  <pic:blipFill>
+                    <a:blip r:embed="rId47"/>
+                    <a:stretch>
+                      <a:fillRect/>
+                    </a:stretch>
+                  </pic:blipFill>
+                  <pic:spPr>
+                    <a:xfrm>
+                      <a:off x="0" y="0"/>
+                      <a:ext cx="5529580" cy="9251950"/>
+                    </a:xfrm>
+                    <a:prstGeom prst="rect">
+                      <a:avLst/>
+                    </a:prstGeom>
+                  </pic:spPr>
+                </pic:pic>
+              </a:graphicData>
+            </a:graphic>
+          </wp:inline>
+        </w:drawing>
+      </w:r>
     </w:p>
     <w:sectPr>
       <w:pgSz w:w="11906" w:h="16838"/>
